--- a/swh/docx/013.content.docx
+++ b/swh/docx/013.content.docx
@@ -444,211 +444,157 @@
           <w:lang w:val="sw_KE" w:bidi="sw_KE"/>
         </w:rPr>
       </w:r>
-      <w:hyperlink r:id="rId13">
-        <w:r>
-          <w:rPr>
-            <w:lang w:val="sw_KE" w:bidi="sw_KE"/>
-          </w:rPr>
-          <w:rPr>
-            <w:color w:val="0000EE"/>
-            <w:u w:val="single"/>
-          </w:rPr>
-          <w:t>1 Samweli 14:24–26</w:t>
-        </w:r>
-      </w:hyperlink>
-    </w:p>
-    <w:p>
-      <w:pPr>
-        <w:pStyle w:val="ListBullet"/>
-        <w:spacing w:line="240" w:lineRule="auto"/>
-        <w:ind w:left="720"/>
-      </w:pPr>
-      <w:r>
-        <w:rPr>
-          <w:lang w:val="sw_KE" w:bidi="sw_KE"/>
-        </w:rPr>
-      </w:r>
-      <w:hyperlink r:id="rId14">
-        <w:r>
-          <w:rPr>
-            <w:lang w:val="sw_KE" w:bidi="sw_KE"/>
-          </w:rPr>
-          <w:rPr>
-            <w:color w:val="0000EE"/>
-            <w:u w:val="single"/>
-          </w:rPr>
-          <w:t>2 Petro 2:12–14</w:t>
-        </w:r>
-      </w:hyperlink>
-    </w:p>
-    <w:p>
-      <w:pPr>
-        <w:pStyle w:val="ListBullet"/>
-        <w:spacing w:line="240" w:lineRule="auto"/>
-        <w:ind w:left="720"/>
-      </w:pPr>
-      <w:r>
-        <w:rPr>
-          <w:lang w:val="sw_KE" w:bidi="sw_KE"/>
-        </w:rPr>
-      </w:r>
-      <w:hyperlink r:id="rId15">
-        <w:r>
-          <w:rPr>
-            <w:lang w:val="sw_KE" w:bidi="sw_KE"/>
-          </w:rPr>
-          <w:rPr>
-            <w:color w:val="0000EE"/>
-            <w:u w:val="single"/>
-          </w:rPr>
-          <w:t>Wagalatia 3:10</w:t>
-        </w:r>
-      </w:hyperlink>
-    </w:p>
-    <w:p>
-      <w:pPr>
-        <w:pStyle w:val="ListBullet"/>
-        <w:spacing w:line="240" w:lineRule="auto"/>
-        <w:ind w:left="720"/>
-      </w:pPr>
-      <w:r>
-        <w:rPr>
-          <w:lang w:val="sw_KE" w:bidi="sw_KE"/>
-        </w:rPr>
-      </w:r>
-      <w:hyperlink r:id="rId16">
-        <w:r>
-          <w:rPr>
-            <w:lang w:val="sw_KE" w:bidi="sw_KE"/>
-          </w:rPr>
-          <w:rPr>
-            <w:color w:val="0000EE"/>
-            <w:u w:val="single"/>
-          </w:rPr>
-          <w:t>Wagalatia 3:14</w:t>
-        </w:r>
-      </w:hyperlink>
-    </w:p>
-    <w:p>
-      <w:pPr>
-        <w:pStyle w:val="ListBullet"/>
-        <w:spacing w:line="240" w:lineRule="auto"/>
-        <w:ind w:left="720"/>
-      </w:pPr>
-      <w:r>
-        <w:rPr>
-          <w:lang w:val="sw_KE" w:bidi="sw_KE"/>
-        </w:rPr>
-      </w:r>
-      <w:hyperlink r:id="rId17">
-        <w:r>
-          <w:rPr>
-            <w:lang w:val="sw_KE" w:bidi="sw_KE"/>
-          </w:rPr>
-          <w:rPr>
-            <w:color w:val="0000EE"/>
-            <w:u w:val="single"/>
-          </w:rPr>
-          <w:t>Mwanzo 3:14</w:t>
-        </w:r>
-      </w:hyperlink>
-    </w:p>
-    <w:p>
-      <w:pPr>
-        <w:pStyle w:val="ListBullet"/>
-        <w:spacing w:line="240" w:lineRule="auto"/>
-        <w:ind w:left="720"/>
-      </w:pPr>
-      <w:r>
-        <w:rPr>
-          <w:lang w:val="sw_KE" w:bidi="sw_KE"/>
-        </w:rPr>
-      </w:r>
-      <w:hyperlink r:id="rId18">
-        <w:r>
-          <w:rPr>
-            <w:lang w:val="sw_KE" w:bidi="sw_KE"/>
-          </w:rPr>
-          <w:rPr>
-            <w:color w:val="0000EE"/>
-            <w:u w:val="single"/>
-          </w:rPr>
-          <w:t>Mwanzo 3:17</w:t>
-        </w:r>
-      </w:hyperlink>
-    </w:p>
-    <w:p>
-      <w:pPr>
-        <w:pStyle w:val="ListBullet"/>
-        <w:spacing w:line="240" w:lineRule="auto"/>
-        <w:ind w:left="720"/>
-      </w:pPr>
-      <w:r>
-        <w:rPr>
-          <w:lang w:val="sw_KE" w:bidi="sw_KE"/>
-        </w:rPr>
-      </w:r>
-      <w:hyperlink r:id="rId19">
-        <w:r>
-          <w:rPr>
-            <w:lang w:val="sw_KE" w:bidi="sw_KE"/>
-          </w:rPr>
-          <w:rPr>
-            <w:color w:val="0000EE"/>
-            <w:u w:val="single"/>
-          </w:rPr>
-          <w:t>Yakobo 3:10</w:t>
-        </w:r>
-      </w:hyperlink>
-    </w:p>
-    <w:p>
-      <w:pPr>
-        <w:pStyle w:val="ListBullet"/>
-        <w:spacing w:line="240" w:lineRule="auto"/>
-        <w:ind w:left="720"/>
-      </w:pPr>
-      <w:r>
-        <w:rPr>
-          <w:lang w:val="sw_KE" w:bidi="sw_KE"/>
-        </w:rPr>
-      </w:r>
-      <w:hyperlink r:id="rId20">
-        <w:r>
-          <w:rPr>
-            <w:lang w:val="sw_KE" w:bidi="sw_KE"/>
-          </w:rPr>
-          <w:rPr>
-            <w:color w:val="0000EE"/>
-            <w:u w:val="single"/>
-          </w:rPr>
-          <w:t>Hesabu 22:6</w:t>
-        </w:r>
-      </w:hyperlink>
-    </w:p>
-    <w:p>
-      <w:pPr>
-        <w:pStyle w:val="ListBullet"/>
-        <w:spacing w:line="240" w:lineRule="auto"/>
-        <w:ind w:left="720"/>
-      </w:pPr>
-      <w:r>
-        <w:rPr>
-          <w:lang w:val="sw_KE" w:bidi="sw_KE"/>
-        </w:rPr>
+      <w:r>
+        <w:rPr>
+          <w:lang w:val="sw_KE" w:bidi="sw_KE"/>
+        </w:rPr>
+        <w:t>1 Samweli 14:24–26</w:t>
+      </w:r>
+    </w:p>
+    <w:p>
+      <w:pPr>
+        <w:pStyle w:val="ListBullet"/>
+        <w:spacing w:line="240" w:lineRule="auto"/>
+        <w:ind w:left="720"/>
+      </w:pPr>
+      <w:r>
+        <w:rPr>
+          <w:lang w:val="sw_KE" w:bidi="sw_KE"/>
+        </w:rPr>
+      </w:r>
+      <w:r>
+        <w:rPr>
+          <w:lang w:val="sw_KE" w:bidi="sw_KE"/>
+        </w:rPr>
+        <w:t>2 Petro 2:12–14</w:t>
+      </w:r>
+    </w:p>
+    <w:p>
+      <w:pPr>
+        <w:pStyle w:val="ListBullet"/>
+        <w:spacing w:line="240" w:lineRule="auto"/>
+        <w:ind w:left="720"/>
+      </w:pPr>
+      <w:r>
+        <w:rPr>
+          <w:lang w:val="sw_KE" w:bidi="sw_KE"/>
+        </w:rPr>
+      </w:r>
+      <w:r>
+        <w:rPr>
+          <w:lang w:val="sw_KE" w:bidi="sw_KE"/>
+        </w:rPr>
+        <w:t>Wagalatia 3:10</w:t>
+      </w:r>
+    </w:p>
+    <w:p>
+      <w:pPr>
+        <w:pStyle w:val="ListBullet"/>
+        <w:spacing w:line="240" w:lineRule="auto"/>
+        <w:ind w:left="720"/>
+      </w:pPr>
+      <w:r>
+        <w:rPr>
+          <w:lang w:val="sw_KE" w:bidi="sw_KE"/>
+        </w:rPr>
+      </w:r>
+      <w:r>
+        <w:rPr>
+          <w:lang w:val="sw_KE" w:bidi="sw_KE"/>
+        </w:rPr>
+        <w:t>Wagalatia 3:14</w:t>
+      </w:r>
+    </w:p>
+    <w:p>
+      <w:pPr>
+        <w:pStyle w:val="ListBullet"/>
+        <w:spacing w:line="240" w:lineRule="auto"/>
+        <w:ind w:left="720"/>
+      </w:pPr>
+      <w:r>
+        <w:rPr>
+          <w:lang w:val="sw_KE" w:bidi="sw_KE"/>
+        </w:rPr>
+      </w:r>
+      <w:r>
+        <w:rPr>
+          <w:lang w:val="sw_KE" w:bidi="sw_KE"/>
+        </w:rPr>
+        <w:t>Mwanzo 3:14</w:t>
+      </w:r>
+    </w:p>
+    <w:p>
+      <w:pPr>
+        <w:pStyle w:val="ListBullet"/>
+        <w:spacing w:line="240" w:lineRule="auto"/>
+        <w:ind w:left="720"/>
+      </w:pPr>
+      <w:r>
+        <w:rPr>
+          <w:lang w:val="sw_KE" w:bidi="sw_KE"/>
+        </w:rPr>
+      </w:r>
+      <w:r>
+        <w:rPr>
+          <w:lang w:val="sw_KE" w:bidi="sw_KE"/>
+        </w:rPr>
+        <w:t>Mwanzo 3:17</w:t>
+      </w:r>
+    </w:p>
+    <w:p>
+      <w:pPr>
+        <w:pStyle w:val="ListBullet"/>
+        <w:spacing w:line="240" w:lineRule="auto"/>
+        <w:ind w:left="720"/>
+      </w:pPr>
+      <w:r>
+        <w:rPr>
+          <w:lang w:val="sw_KE" w:bidi="sw_KE"/>
+        </w:rPr>
+      </w:r>
+      <w:r>
+        <w:rPr>
+          <w:lang w:val="sw_KE" w:bidi="sw_KE"/>
+        </w:rPr>
+        <w:t>Yakobo 3:10</w:t>
+      </w:r>
+    </w:p>
+    <w:p>
+      <w:pPr>
+        <w:pStyle w:val="ListBullet"/>
+        <w:spacing w:line="240" w:lineRule="auto"/>
+        <w:ind w:left="720"/>
+      </w:pPr>
+      <w:r>
+        <w:rPr>
+          <w:lang w:val="sw_KE" w:bidi="sw_KE"/>
+        </w:rPr>
+      </w:r>
+      <w:r>
+        <w:rPr>
+          <w:lang w:val="sw_KE" w:bidi="sw_KE"/>
+        </w:rPr>
+        <w:t>Hesabu 22:6</w:t>
+      </w:r>
+    </w:p>
+    <w:p>
+      <w:pPr>
+        <w:pStyle w:val="ListBullet"/>
+        <w:spacing w:line="240" w:lineRule="auto"/>
+        <w:ind w:left="720"/>
+      </w:pPr>
+      <w:r>
+        <w:rPr>
+          <w:lang w:val="sw_KE" w:bidi="sw_KE"/>
+        </w:rPr>
+      </w:r>
+      <w:r>
+        <w:rPr>
+          <w:lang w:val="sw_KE" w:bidi="sw_KE"/>
+        </w:rPr>
+        <w:t>Zaburi 109:28</w:t>
         <w:br/>
       </w:r>
-      <w:hyperlink r:id="rId21">
-        <w:r>
-          <w:rPr>
-            <w:lang w:val="sw_KE" w:bidi="sw_KE"/>
-          </w:rPr>
-          <w:rPr>
-            <w:color w:val="0000EE"/>
-            <w:u w:val="single"/>
-          </w:rPr>
-          <w:t>Zaburi 109:28</w:t>
-        </w:r>
-      </w:hyperlink>
     </w:p>
     <w:p>
       <w:pPr>
@@ -1064,186 +1010,138 @@
           <w:lang w:val="sw_KE" w:bidi="sw_KE"/>
         </w:rPr>
       </w:r>
-      <w:hyperlink r:id="rId22">
-        <w:r>
-          <w:rPr>
-            <w:lang w:val="sw_KE" w:bidi="sw_KE"/>
-          </w:rPr>
-          <w:rPr>
-            <w:color w:val="0000EE"/>
-            <w:u w:val="single"/>
-          </w:rPr>
-          <w:t>Mwanzo 24:30</w:t>
-        </w:r>
-      </w:hyperlink>
-    </w:p>
-    <w:p>
-      <w:pPr>
-        <w:pStyle w:val="ListBullet"/>
-        <w:spacing w:line="240" w:lineRule="auto"/>
-        <w:ind w:left="720"/>
-      </w:pPr>
-      <w:r>
-        <w:rPr>
-          <w:lang w:val="sw_KE" w:bidi="sw_KE"/>
-        </w:rPr>
-      </w:r>
-      <w:hyperlink r:id="rId23">
-        <w:r>
-          <w:rPr>
-            <w:lang w:val="sw_KE" w:bidi="sw_KE"/>
-          </w:rPr>
-          <w:rPr>
-            <w:color w:val="0000EE"/>
-            <w:u w:val="single"/>
-          </w:rPr>
-          <w:t>Mwanzo 24:50</w:t>
-        </w:r>
-      </w:hyperlink>
-    </w:p>
-    <w:p>
-      <w:pPr>
-        <w:pStyle w:val="ListBullet"/>
-        <w:spacing w:line="240" w:lineRule="auto"/>
-        <w:ind w:left="720"/>
-      </w:pPr>
-      <w:r>
-        <w:rPr>
-          <w:lang w:val="sw_KE" w:bidi="sw_KE"/>
-        </w:rPr>
-      </w:r>
-      <w:hyperlink r:id="rId24">
-        <w:r>
-          <w:rPr>
-            <w:lang w:val="sw_KE" w:bidi="sw_KE"/>
-          </w:rPr>
-          <w:rPr>
-            <w:color w:val="0000EE"/>
-            <w:u w:val="single"/>
-          </w:rPr>
-          <w:t>Mwanzo 27:43</w:t>
-        </w:r>
-      </w:hyperlink>
-    </w:p>
-    <w:p>
-      <w:pPr>
-        <w:pStyle w:val="ListBullet"/>
-        <w:spacing w:line="240" w:lineRule="auto"/>
-        <w:ind w:left="720"/>
-      </w:pPr>
-      <w:r>
-        <w:rPr>
-          <w:lang w:val="sw_KE" w:bidi="sw_KE"/>
-        </w:rPr>
-      </w:r>
-      <w:hyperlink r:id="rId25">
-        <w:r>
-          <w:rPr>
-            <w:lang w:val="sw_KE" w:bidi="sw_KE"/>
-          </w:rPr>
-          <w:rPr>
-            <w:color w:val="0000EE"/>
-            <w:u w:val="single"/>
-          </w:rPr>
-          <w:t>Mwanzo 28:1–2</w:t>
-        </w:r>
-      </w:hyperlink>
-    </w:p>
-    <w:p>
-      <w:pPr>
-        <w:pStyle w:val="ListBullet"/>
-        <w:spacing w:line="240" w:lineRule="auto"/>
-        <w:ind w:left="720"/>
-      </w:pPr>
-      <w:r>
-        <w:rPr>
-          <w:lang w:val="sw_KE" w:bidi="sw_KE"/>
-        </w:rPr>
-      </w:r>
-      <w:hyperlink r:id="rId26">
-        <w:r>
-          <w:rPr>
-            <w:lang w:val="sw_KE" w:bidi="sw_KE"/>
-          </w:rPr>
-          <w:rPr>
-            <w:color w:val="0000EE"/>
-            <w:u w:val="single"/>
-          </w:rPr>
-          <w:t>Mwanzo 29:5</w:t>
-        </w:r>
-      </w:hyperlink>
-    </w:p>
-    <w:p>
-      <w:pPr>
-        <w:pStyle w:val="ListBullet"/>
-        <w:spacing w:line="240" w:lineRule="auto"/>
-        <w:ind w:left="720"/>
-      </w:pPr>
-      <w:r>
-        <w:rPr>
-          <w:lang w:val="sw_KE" w:bidi="sw_KE"/>
-        </w:rPr>
-      </w:r>
-      <w:hyperlink r:id="rId27">
-        <w:r>
-          <w:rPr>
-            <w:lang w:val="sw_KE" w:bidi="sw_KE"/>
-          </w:rPr>
-          <w:rPr>
-            <w:color w:val="0000EE"/>
-            <w:u w:val="single"/>
-          </w:rPr>
-          <w:t>Mwanzo 29:13</w:t>
-        </w:r>
-      </w:hyperlink>
-    </w:p>
-    <w:p>
-      <w:pPr>
-        <w:pStyle w:val="ListBullet"/>
-        <w:spacing w:line="240" w:lineRule="auto"/>
-        <w:ind w:left="720"/>
-      </w:pPr>
-      <w:r>
-        <w:rPr>
-          <w:lang w:val="sw_KE" w:bidi="sw_KE"/>
-        </w:rPr>
-      </w:r>
-      <w:hyperlink r:id="rId28">
-        <w:r>
-          <w:rPr>
-            <w:lang w:val="sw_KE" w:bidi="sw_KE"/>
-          </w:rPr>
-          <w:rPr>
-            <w:color w:val="0000EE"/>
-            <w:u w:val="single"/>
-          </w:rPr>
-          <w:t>Mwanzo 30:26</w:t>
-        </w:r>
-      </w:hyperlink>
-    </w:p>
-    <w:p>
-      <w:pPr>
-        <w:pStyle w:val="ListBullet"/>
-        <w:spacing w:line="240" w:lineRule="auto"/>
-        <w:ind w:left="720"/>
-      </w:pPr>
-      <w:r>
-        <w:rPr>
-          <w:lang w:val="sw_KE" w:bidi="sw_KE"/>
-        </w:rPr>
-      </w:r>
-      <w:hyperlink r:id="rId29">
-        <w:r>
-          <w:rPr>
-            <w:lang w:val="sw_KE" w:bidi="sw_KE"/>
-          </w:rPr>
-          <w:rPr>
-            <w:color w:val="0000EE"/>
-            <w:u w:val="single"/>
-          </w:rPr>
-          <w:t>Mwanzo 46:16–18</w:t>
-        </w:r>
-      </w:hyperlink>
+      <w:r>
+        <w:rPr>
+          <w:lang w:val="sw_KE" w:bidi="sw_KE"/>
+        </w:rPr>
+        <w:t>Mwanzo 24:30</w:t>
+      </w:r>
+    </w:p>
+    <w:p>
+      <w:pPr>
+        <w:pStyle w:val="ListBullet"/>
+        <w:spacing w:line="240" w:lineRule="auto"/>
+        <w:ind w:left="720"/>
+      </w:pPr>
+      <w:r>
+        <w:rPr>
+          <w:lang w:val="sw_KE" w:bidi="sw_KE"/>
+        </w:rPr>
+      </w:r>
+      <w:r>
+        <w:rPr>
+          <w:lang w:val="sw_KE" w:bidi="sw_KE"/>
+        </w:rPr>
+        <w:t>Mwanzo 24:50</w:t>
+      </w:r>
+    </w:p>
+    <w:p>
+      <w:pPr>
+        <w:pStyle w:val="ListBullet"/>
+        <w:spacing w:line="240" w:lineRule="auto"/>
+        <w:ind w:left="720"/>
+      </w:pPr>
+      <w:r>
+        <w:rPr>
+          <w:lang w:val="sw_KE" w:bidi="sw_KE"/>
+        </w:rPr>
+      </w:r>
+      <w:r>
+        <w:rPr>
+          <w:lang w:val="sw_KE" w:bidi="sw_KE"/>
+        </w:rPr>
+        <w:t>Mwanzo 27:43</w:t>
+      </w:r>
+    </w:p>
+    <w:p>
+      <w:pPr>
+        <w:pStyle w:val="ListBullet"/>
+        <w:spacing w:line="240" w:lineRule="auto"/>
+        <w:ind w:left="720"/>
+      </w:pPr>
+      <w:r>
+        <w:rPr>
+          <w:lang w:val="sw_KE" w:bidi="sw_KE"/>
+        </w:rPr>
+      </w:r>
+      <w:r>
+        <w:rPr>
+          <w:lang w:val="sw_KE" w:bidi="sw_KE"/>
+        </w:rPr>
+        <w:t>Mwanzo 28:1–2</w:t>
+      </w:r>
+    </w:p>
+    <w:p>
+      <w:pPr>
+        <w:pStyle w:val="ListBullet"/>
+        <w:spacing w:line="240" w:lineRule="auto"/>
+        <w:ind w:left="720"/>
+      </w:pPr>
+      <w:r>
+        <w:rPr>
+          <w:lang w:val="sw_KE" w:bidi="sw_KE"/>
+        </w:rPr>
+      </w:r>
+      <w:r>
+        <w:rPr>
+          <w:lang w:val="sw_KE" w:bidi="sw_KE"/>
+        </w:rPr>
+        <w:t>Mwanzo 29:5</w:t>
+      </w:r>
+    </w:p>
+    <w:p>
+      <w:pPr>
+        <w:pStyle w:val="ListBullet"/>
+        <w:spacing w:line="240" w:lineRule="auto"/>
+        <w:ind w:left="720"/>
+      </w:pPr>
+      <w:r>
+        <w:rPr>
+          <w:lang w:val="sw_KE" w:bidi="sw_KE"/>
+        </w:rPr>
+      </w:r>
+      <w:r>
+        <w:rPr>
+          <w:lang w:val="sw_KE" w:bidi="sw_KE"/>
+        </w:rPr>
+        <w:t>Mwanzo 29:13</w:t>
+      </w:r>
+    </w:p>
+    <w:p>
+      <w:pPr>
+        <w:pStyle w:val="ListBullet"/>
+        <w:spacing w:line="240" w:lineRule="auto"/>
+        <w:ind w:left="720"/>
+      </w:pPr>
+      <w:r>
+        <w:rPr>
+          <w:lang w:val="sw_KE" w:bidi="sw_KE"/>
+        </w:rPr>
+      </w:r>
+      <w:r>
+        <w:rPr>
+          <w:lang w:val="sw_KE" w:bidi="sw_KE"/>
+        </w:rPr>
+        <w:t>Mwanzo 30:26</w:t>
+      </w:r>
+    </w:p>
+    <w:p>
+      <w:pPr>
+        <w:pStyle w:val="ListBullet"/>
+        <w:spacing w:line="240" w:lineRule="auto"/>
+        <w:ind w:left="720"/>
+      </w:pPr>
+      <w:r>
+        <w:rPr>
+          <w:lang w:val="sw_KE" w:bidi="sw_KE"/>
+        </w:rPr>
+      </w:r>
+      <w:r>
+        <w:rPr>
+          <w:lang w:val="sw_KE" w:bidi="sw_KE"/>
+        </w:rPr>
+        <w:t>Mwanzo 46:16–18</w:t>
+      </w:r>
     </w:p>
     <w:p>
       <w:pPr>
@@ -1455,138 +1353,102 @@
           <w:lang w:val="sw_KE" w:bidi="sw_KE"/>
         </w:rPr>
       </w:r>
-      <w:hyperlink r:id="rId30">
-        <w:r>
-          <w:rPr>
-            <w:lang w:val="sw_KE" w:bidi="sw_KE"/>
-          </w:rPr>
-          <w:rPr>
-            <w:color w:val="0000EE"/>
-            <w:u w:val="single"/>
-          </w:rPr>
-          <w:t>Mwanzo 4:18–19</w:t>
-        </w:r>
-      </w:hyperlink>
-    </w:p>
-    <w:p>
-      <w:pPr>
-        <w:pStyle w:val="ListBullet"/>
-        <w:spacing w:line="240" w:lineRule="auto"/>
-        <w:ind w:left="720"/>
-      </w:pPr>
-      <w:r>
-        <w:rPr>
-          <w:lang w:val="sw_KE" w:bidi="sw_KE"/>
-        </w:rPr>
-      </w:r>
-      <w:hyperlink r:id="rId31">
-        <w:r>
-          <w:rPr>
-            <w:lang w:val="sw_KE" w:bidi="sw_KE"/>
-          </w:rPr>
-          <w:rPr>
-            <w:color w:val="0000EE"/>
-            <w:u w:val="single"/>
-          </w:rPr>
-          <w:t>Mwanzo 4:24</w:t>
-        </w:r>
-      </w:hyperlink>
-    </w:p>
-    <w:p>
-      <w:pPr>
-        <w:pStyle w:val="ListBullet"/>
-        <w:spacing w:line="240" w:lineRule="auto"/>
-        <w:ind w:left="720"/>
-      </w:pPr>
-      <w:r>
-        <w:rPr>
-          <w:lang w:val="sw_KE" w:bidi="sw_KE"/>
-        </w:rPr>
-      </w:r>
-      <w:hyperlink r:id="rId32">
-        <w:r>
-          <w:rPr>
-            <w:lang w:val="sw_KE" w:bidi="sw_KE"/>
-          </w:rPr>
-          <w:rPr>
-            <w:color w:val="0000EE"/>
-            <w:u w:val="single"/>
-          </w:rPr>
-          <w:t>Mwanzo 5:25</w:t>
-        </w:r>
-      </w:hyperlink>
-    </w:p>
-    <w:p>
-      <w:pPr>
-        <w:pStyle w:val="ListBullet"/>
-        <w:spacing w:line="240" w:lineRule="auto"/>
-        <w:ind w:left="720"/>
-      </w:pPr>
-      <w:r>
-        <w:rPr>
-          <w:lang w:val="sw_KE" w:bidi="sw_KE"/>
-        </w:rPr>
-      </w:r>
-      <w:hyperlink r:id="rId33">
-        <w:r>
-          <w:rPr>
-            <w:lang w:val="sw_KE" w:bidi="sw_KE"/>
-          </w:rPr>
-          <w:rPr>
-            <w:color w:val="0000EE"/>
-            <w:u w:val="single"/>
-          </w:rPr>
-          <w:t>Mwanzo 5:29</w:t>
-        </w:r>
-      </w:hyperlink>
-    </w:p>
-    <w:p>
-      <w:pPr>
-        <w:pStyle w:val="ListBullet"/>
-        <w:spacing w:line="240" w:lineRule="auto"/>
-        <w:ind w:left="720"/>
-      </w:pPr>
-      <w:r>
-        <w:rPr>
-          <w:lang w:val="sw_KE" w:bidi="sw_KE"/>
-        </w:rPr>
-      </w:r>
-      <w:hyperlink r:id="rId34">
-        <w:r>
-          <w:rPr>
-            <w:lang w:val="sw_KE" w:bidi="sw_KE"/>
-          </w:rPr>
-          <w:rPr>
-            <w:color w:val="0000EE"/>
-            <w:u w:val="single"/>
-          </w:rPr>
-          <w:t>Mwanzo 5:31</w:t>
-        </w:r>
-      </w:hyperlink>
-    </w:p>
-    <w:p>
-      <w:pPr>
-        <w:pStyle w:val="ListBullet"/>
-        <w:spacing w:line="240" w:lineRule="auto"/>
-        <w:ind w:left="720"/>
-      </w:pPr>
-      <w:r>
-        <w:rPr>
-          <w:lang w:val="sw_KE" w:bidi="sw_KE"/>
-        </w:rPr>
-      </w:r>
-      <w:hyperlink r:id="rId35">
-        <w:r>
-          <w:rPr>
-            <w:lang w:val="sw_KE" w:bidi="sw_KE"/>
-          </w:rPr>
-          <w:rPr>
-            <w:color w:val="0000EE"/>
-            <w:u w:val="single"/>
-          </w:rPr>
-          <w:t>Luka 3:36</w:t>
-        </w:r>
-      </w:hyperlink>
+      <w:r>
+        <w:rPr>
+          <w:lang w:val="sw_KE" w:bidi="sw_KE"/>
+        </w:rPr>
+        <w:t>Mwanzo 4:18–19</w:t>
+      </w:r>
+    </w:p>
+    <w:p>
+      <w:pPr>
+        <w:pStyle w:val="ListBullet"/>
+        <w:spacing w:line="240" w:lineRule="auto"/>
+        <w:ind w:left="720"/>
+      </w:pPr>
+      <w:r>
+        <w:rPr>
+          <w:lang w:val="sw_KE" w:bidi="sw_KE"/>
+        </w:rPr>
+      </w:r>
+      <w:r>
+        <w:rPr>
+          <w:lang w:val="sw_KE" w:bidi="sw_KE"/>
+        </w:rPr>
+        <w:t>Mwanzo 4:24</w:t>
+      </w:r>
+    </w:p>
+    <w:p>
+      <w:pPr>
+        <w:pStyle w:val="ListBullet"/>
+        <w:spacing w:line="240" w:lineRule="auto"/>
+        <w:ind w:left="720"/>
+      </w:pPr>
+      <w:r>
+        <w:rPr>
+          <w:lang w:val="sw_KE" w:bidi="sw_KE"/>
+        </w:rPr>
+      </w:r>
+      <w:r>
+        <w:rPr>
+          <w:lang w:val="sw_KE" w:bidi="sw_KE"/>
+        </w:rPr>
+        <w:t>Mwanzo 5:25</w:t>
+      </w:r>
+    </w:p>
+    <w:p>
+      <w:pPr>
+        <w:pStyle w:val="ListBullet"/>
+        <w:spacing w:line="240" w:lineRule="auto"/>
+        <w:ind w:left="720"/>
+      </w:pPr>
+      <w:r>
+        <w:rPr>
+          <w:lang w:val="sw_KE" w:bidi="sw_KE"/>
+        </w:rPr>
+      </w:r>
+      <w:r>
+        <w:rPr>
+          <w:lang w:val="sw_KE" w:bidi="sw_KE"/>
+        </w:rPr>
+        <w:t>Mwanzo 5:29</w:t>
+      </w:r>
+    </w:p>
+    <w:p>
+      <w:pPr>
+        <w:pStyle w:val="ListBullet"/>
+        <w:spacing w:line="240" w:lineRule="auto"/>
+        <w:ind w:left="720"/>
+      </w:pPr>
+      <w:r>
+        <w:rPr>
+          <w:lang w:val="sw_KE" w:bidi="sw_KE"/>
+        </w:rPr>
+      </w:r>
+      <w:r>
+        <w:rPr>
+          <w:lang w:val="sw_KE" w:bidi="sw_KE"/>
+        </w:rPr>
+        <w:t>Mwanzo 5:31</w:t>
+      </w:r>
+    </w:p>
+    <w:p>
+      <w:pPr>
+        <w:pStyle w:val="ListBullet"/>
+        <w:spacing w:line="240" w:lineRule="auto"/>
+        <w:ind w:left="720"/>
+      </w:pPr>
+      <w:r>
+        <w:rPr>
+          <w:lang w:val="sw_KE" w:bidi="sw_KE"/>
+        </w:rPr>
+      </w:r>
+      <w:r>
+        <w:rPr>
+          <w:lang w:val="sw_KE" w:bidi="sw_KE"/>
+        </w:rPr>
+        <w:t>Luka 3:36</w:t>
+      </w:r>
     </w:p>
     <w:p>
       <w:pPr>
@@ -1817,138 +1679,102 @@
           <w:lang w:val="sw_KE" w:bidi="sw_KE"/>
         </w:rPr>
       </w:r>
-      <w:hyperlink r:id="rId36">
-        <w:r>
-          <w:rPr>
-            <w:lang w:val="sw_KE" w:bidi="sw_KE"/>
-          </w:rPr>
-          <w:rPr>
-            <w:color w:val="0000EE"/>
-            <w:u w:val="single"/>
-          </w:rPr>
-          <w:t>Matendo 9:24</w:t>
-        </w:r>
-      </w:hyperlink>
-    </w:p>
-    <w:p>
-      <w:pPr>
-        <w:pStyle w:val="ListBullet"/>
-        <w:spacing w:line="240" w:lineRule="auto"/>
-        <w:ind w:left="720"/>
-      </w:pPr>
-      <w:r>
-        <w:rPr>
-          <w:lang w:val="sw_KE" w:bidi="sw_KE"/>
-        </w:rPr>
-      </w:r>
-      <w:hyperlink r:id="rId37">
-        <w:r>
-          <w:rPr>
-            <w:lang w:val="sw_KE" w:bidi="sw_KE"/>
-          </w:rPr>
-          <w:rPr>
-            <w:color w:val="0000EE"/>
-            <w:u w:val="single"/>
-          </w:rPr>
-          <w:t>Matendo 10:18</w:t>
-        </w:r>
-      </w:hyperlink>
-    </w:p>
-    <w:p>
-      <w:pPr>
-        <w:pStyle w:val="ListBullet"/>
-        <w:spacing w:line="240" w:lineRule="auto"/>
-        <w:ind w:left="720"/>
-      </w:pPr>
-      <w:r>
-        <w:rPr>
-          <w:lang w:val="sw_KE" w:bidi="sw_KE"/>
-        </w:rPr>
-      </w:r>
-      <w:hyperlink r:id="rId38">
-        <w:r>
-          <w:rPr>
-            <w:lang w:val="sw_KE" w:bidi="sw_KE"/>
-          </w:rPr>
-          <w:rPr>
-            <w:color w:val="0000EE"/>
-            <w:u w:val="single"/>
-          </w:rPr>
-          <w:t>Kumbukumbu la Torati 21:18–19</w:t>
-        </w:r>
-      </w:hyperlink>
-    </w:p>
-    <w:p>
-      <w:pPr>
-        <w:pStyle w:val="ListBullet"/>
-        <w:spacing w:line="240" w:lineRule="auto"/>
-        <w:ind w:left="720"/>
-      </w:pPr>
-      <w:r>
-        <w:rPr>
-          <w:lang w:val="sw_KE" w:bidi="sw_KE"/>
-        </w:rPr>
-      </w:r>
-      <w:hyperlink r:id="rId39">
-        <w:r>
-          <w:rPr>
-            <w:lang w:val="sw_KE" w:bidi="sw_KE"/>
-          </w:rPr>
-          <w:rPr>
-            <w:color w:val="0000EE"/>
-            <w:u w:val="single"/>
-          </w:rPr>
-          <w:t>Mwanzo 19:1</w:t>
-        </w:r>
-      </w:hyperlink>
-    </w:p>
-    <w:p>
-      <w:pPr>
-        <w:pStyle w:val="ListBullet"/>
-        <w:spacing w:line="240" w:lineRule="auto"/>
-        <w:ind w:left="720"/>
-      </w:pPr>
-      <w:r>
-        <w:rPr>
-          <w:lang w:val="sw_KE" w:bidi="sw_KE"/>
-        </w:rPr>
-      </w:r>
-      <w:hyperlink r:id="rId40">
-        <w:r>
-          <w:rPr>
-            <w:lang w:val="sw_KE" w:bidi="sw_KE"/>
-          </w:rPr>
-          <w:rPr>
-            <w:color w:val="0000EE"/>
-            <w:u w:val="single"/>
-          </w:rPr>
-          <w:t>Mwanzo 24:60</w:t>
-        </w:r>
-      </w:hyperlink>
-    </w:p>
-    <w:p>
-      <w:pPr>
-        <w:pStyle w:val="ListBullet"/>
-        <w:spacing w:line="240" w:lineRule="auto"/>
-        <w:ind w:left="720"/>
-      </w:pPr>
-      <w:r>
-        <w:rPr>
-          <w:lang w:val="sw_KE" w:bidi="sw_KE"/>
-        </w:rPr>
-      </w:r>
-      <w:hyperlink r:id="rId41">
-        <w:r>
-          <w:rPr>
-            <w:lang w:val="sw_KE" w:bidi="sw_KE"/>
-          </w:rPr>
-          <w:rPr>
-            <w:color w:val="0000EE"/>
-            <w:u w:val="single"/>
-          </w:rPr>
-          <w:t>Mathayo 7:13</w:t>
-        </w:r>
-      </w:hyperlink>
+      <w:r>
+        <w:rPr>
+          <w:lang w:val="sw_KE" w:bidi="sw_KE"/>
+        </w:rPr>
+        <w:t>Matendo 9:24</w:t>
+      </w:r>
+    </w:p>
+    <w:p>
+      <w:pPr>
+        <w:pStyle w:val="ListBullet"/>
+        <w:spacing w:line="240" w:lineRule="auto"/>
+        <w:ind w:left="720"/>
+      </w:pPr>
+      <w:r>
+        <w:rPr>
+          <w:lang w:val="sw_KE" w:bidi="sw_KE"/>
+        </w:rPr>
+      </w:r>
+      <w:r>
+        <w:rPr>
+          <w:lang w:val="sw_KE" w:bidi="sw_KE"/>
+        </w:rPr>
+        <w:t>Matendo 10:18</w:t>
+      </w:r>
+    </w:p>
+    <w:p>
+      <w:pPr>
+        <w:pStyle w:val="ListBullet"/>
+        <w:spacing w:line="240" w:lineRule="auto"/>
+        <w:ind w:left="720"/>
+      </w:pPr>
+      <w:r>
+        <w:rPr>
+          <w:lang w:val="sw_KE" w:bidi="sw_KE"/>
+        </w:rPr>
+      </w:r>
+      <w:r>
+        <w:rPr>
+          <w:lang w:val="sw_KE" w:bidi="sw_KE"/>
+        </w:rPr>
+        <w:t>Kumbukumbu la Torati 21:18–19</w:t>
+      </w:r>
+    </w:p>
+    <w:p>
+      <w:pPr>
+        <w:pStyle w:val="ListBullet"/>
+        <w:spacing w:line="240" w:lineRule="auto"/>
+        <w:ind w:left="720"/>
+      </w:pPr>
+      <w:r>
+        <w:rPr>
+          <w:lang w:val="sw_KE" w:bidi="sw_KE"/>
+        </w:rPr>
+      </w:r>
+      <w:r>
+        <w:rPr>
+          <w:lang w:val="sw_KE" w:bidi="sw_KE"/>
+        </w:rPr>
+        <w:t>Mwanzo 19:1</w:t>
+      </w:r>
+    </w:p>
+    <w:p>
+      <w:pPr>
+        <w:pStyle w:val="ListBullet"/>
+        <w:spacing w:line="240" w:lineRule="auto"/>
+        <w:ind w:left="720"/>
+      </w:pPr>
+      <w:r>
+        <w:rPr>
+          <w:lang w:val="sw_KE" w:bidi="sw_KE"/>
+        </w:rPr>
+      </w:r>
+      <w:r>
+        <w:rPr>
+          <w:lang w:val="sw_KE" w:bidi="sw_KE"/>
+        </w:rPr>
+        <w:t>Mwanzo 24:60</w:t>
+      </w:r>
+    </w:p>
+    <w:p>
+      <w:pPr>
+        <w:pStyle w:val="ListBullet"/>
+        <w:spacing w:line="240" w:lineRule="auto"/>
+        <w:ind w:left="720"/>
+      </w:pPr>
+      <w:r>
+        <w:rPr>
+          <w:lang w:val="sw_KE" w:bidi="sw_KE"/>
+        </w:rPr>
+      </w:r>
+      <w:r>
+        <w:rPr>
+          <w:lang w:val="sw_KE" w:bidi="sw_KE"/>
+        </w:rPr>
+        <w:t>Mathayo 7:13</w:t>
+      </w:r>
     </w:p>
     <w:p>
       <w:pPr>
@@ -2302,138 +2128,102 @@
           <w:lang w:val="sw_KE" w:bidi="sw_KE"/>
         </w:rPr>
       </w:r>
-      <w:hyperlink r:id="rId42">
-        <w:r>
-          <w:rPr>
-            <w:lang w:val="sw_KE" w:bidi="sw_KE"/>
-          </w:rPr>
-          <w:rPr>
-            <w:color w:val="0000EE"/>
-            <w:u w:val="single"/>
-          </w:rPr>
-          <w:t>1 Mambo ya Nyakati 2:1–2</w:t>
-        </w:r>
-      </w:hyperlink>
-    </w:p>
-    <w:p>
-      <w:pPr>
-        <w:pStyle w:val="ListBullet"/>
-        <w:spacing w:line="240" w:lineRule="auto"/>
-        <w:ind w:left="720"/>
-      </w:pPr>
-      <w:r>
-        <w:rPr>
-          <w:lang w:val="sw_KE" w:bidi="sw_KE"/>
-        </w:rPr>
-      </w:r>
-      <w:hyperlink r:id="rId43">
-        <w:r>
-          <w:rPr>
-            <w:lang w:val="sw_KE" w:bidi="sw_KE"/>
-          </w:rPr>
-          <w:rPr>
-            <w:color w:val="0000EE"/>
-            <w:u w:val="single"/>
-          </w:rPr>
-          <w:t>1 Wafalme 8:3–5</w:t>
-        </w:r>
-      </w:hyperlink>
-    </w:p>
-    <w:p>
-      <w:pPr>
-        <w:pStyle w:val="ListBullet"/>
-        <w:spacing w:line="240" w:lineRule="auto"/>
-        <w:ind w:left="720"/>
-      </w:pPr>
-      <w:r>
-        <w:rPr>
-          <w:lang w:val="sw_KE" w:bidi="sw_KE"/>
-        </w:rPr>
-      </w:r>
-      <w:hyperlink r:id="rId44">
-        <w:r>
-          <w:rPr>
-            <w:lang w:val="sw_KE" w:bidi="sw_KE"/>
-          </w:rPr>
-          <w:rPr>
-            <w:color w:val="0000EE"/>
-            <w:u w:val="single"/>
-          </w:rPr>
-          <w:t>Matendo 4:36–37</w:t>
-        </w:r>
-      </w:hyperlink>
-    </w:p>
-    <w:p>
-      <w:pPr>
-        <w:pStyle w:val="ListBullet"/>
-        <w:spacing w:line="240" w:lineRule="auto"/>
-        <w:ind w:left="720"/>
-      </w:pPr>
-      <w:r>
-        <w:rPr>
-          <w:lang w:val="sw_KE" w:bidi="sw_KE"/>
-        </w:rPr>
-      </w:r>
-      <w:hyperlink r:id="rId45">
-        <w:r>
-          <w:rPr>
-            <w:lang w:val="sw_KE" w:bidi="sw_KE"/>
-          </w:rPr>
-          <w:rPr>
-            <w:color w:val="0000EE"/>
-            <w:u w:val="single"/>
-          </w:rPr>
-          <w:t>Mwanzo 29:34</w:t>
-        </w:r>
-      </w:hyperlink>
-    </w:p>
-    <w:p>
-      <w:pPr>
-        <w:pStyle w:val="ListBullet"/>
-        <w:spacing w:line="240" w:lineRule="auto"/>
-        <w:ind w:left="720"/>
-      </w:pPr>
-      <w:r>
-        <w:rPr>
-          <w:lang w:val="sw_KE" w:bidi="sw_KE"/>
-        </w:rPr>
-      </w:r>
-      <w:hyperlink r:id="rId46">
-        <w:r>
-          <w:rPr>
-            <w:lang w:val="sw_KE" w:bidi="sw_KE"/>
-          </w:rPr>
-          <w:rPr>
-            <w:color w:val="0000EE"/>
-            <w:u w:val="single"/>
-          </w:rPr>
-          <w:t>Yohana 1:19–21</w:t>
-        </w:r>
-      </w:hyperlink>
-    </w:p>
-    <w:p>
-      <w:pPr>
-        <w:pStyle w:val="ListBullet"/>
-        <w:spacing w:line="240" w:lineRule="auto"/>
-        <w:ind w:left="720"/>
-      </w:pPr>
-      <w:r>
-        <w:rPr>
-          <w:lang w:val="sw_KE" w:bidi="sw_KE"/>
-        </w:rPr>
-      </w:r>
-      <w:hyperlink r:id="rId47">
-        <w:r>
-          <w:rPr>
-            <w:lang w:val="sw_KE" w:bidi="sw_KE"/>
-          </w:rPr>
-          <w:rPr>
-            <w:color w:val="0000EE"/>
-            <w:u w:val="single"/>
-          </w:rPr>
-          <w:t>Luka 10:32</w:t>
-        </w:r>
-      </w:hyperlink>
+      <w:r>
+        <w:rPr>
+          <w:lang w:val="sw_KE" w:bidi="sw_KE"/>
+        </w:rPr>
+        <w:t>1 Mambo ya Nyakati 2:1–2</w:t>
+      </w:r>
+    </w:p>
+    <w:p>
+      <w:pPr>
+        <w:pStyle w:val="ListBullet"/>
+        <w:spacing w:line="240" w:lineRule="auto"/>
+        <w:ind w:left="720"/>
+      </w:pPr>
+      <w:r>
+        <w:rPr>
+          <w:lang w:val="sw_KE" w:bidi="sw_KE"/>
+        </w:rPr>
+      </w:r>
+      <w:r>
+        <w:rPr>
+          <w:lang w:val="sw_KE" w:bidi="sw_KE"/>
+        </w:rPr>
+        <w:t>1 Wafalme 8:3–5</w:t>
+      </w:r>
+    </w:p>
+    <w:p>
+      <w:pPr>
+        <w:pStyle w:val="ListBullet"/>
+        <w:spacing w:line="240" w:lineRule="auto"/>
+        <w:ind w:left="720"/>
+      </w:pPr>
+      <w:r>
+        <w:rPr>
+          <w:lang w:val="sw_KE" w:bidi="sw_KE"/>
+        </w:rPr>
+      </w:r>
+      <w:r>
+        <w:rPr>
+          <w:lang w:val="sw_KE" w:bidi="sw_KE"/>
+        </w:rPr>
+        <w:t>Matendo 4:36–37</w:t>
+      </w:r>
+    </w:p>
+    <w:p>
+      <w:pPr>
+        <w:pStyle w:val="ListBullet"/>
+        <w:spacing w:line="240" w:lineRule="auto"/>
+        <w:ind w:left="720"/>
+      </w:pPr>
+      <w:r>
+        <w:rPr>
+          <w:lang w:val="sw_KE" w:bidi="sw_KE"/>
+        </w:rPr>
+      </w:r>
+      <w:r>
+        <w:rPr>
+          <w:lang w:val="sw_KE" w:bidi="sw_KE"/>
+        </w:rPr>
+        <w:t>Mwanzo 29:34</w:t>
+      </w:r>
+    </w:p>
+    <w:p>
+      <w:pPr>
+        <w:pStyle w:val="ListBullet"/>
+        <w:spacing w:line="240" w:lineRule="auto"/>
+        <w:ind w:left="720"/>
+      </w:pPr>
+      <w:r>
+        <w:rPr>
+          <w:lang w:val="sw_KE" w:bidi="sw_KE"/>
+        </w:rPr>
+      </w:r>
+      <w:r>
+        <w:rPr>
+          <w:lang w:val="sw_KE" w:bidi="sw_KE"/>
+        </w:rPr>
+        <w:t>Yohana 1:19–21</w:t>
+      </w:r>
+    </w:p>
+    <w:p>
+      <w:pPr>
+        <w:pStyle w:val="ListBullet"/>
+        <w:spacing w:line="240" w:lineRule="auto"/>
+        <w:ind w:left="720"/>
+      </w:pPr>
+      <w:r>
+        <w:rPr>
+          <w:lang w:val="sw_KE" w:bidi="sw_KE"/>
+        </w:rPr>
+      </w:r>
+      <w:r>
+        <w:rPr>
+          <w:lang w:val="sw_KE" w:bidi="sw_KE"/>
+        </w:rPr>
+        <w:t>Luka 10:32</w:t>
+      </w:r>
     </w:p>
     <w:p>
       <w:pPr>
@@ -2687,55 +2477,37 @@
           <w:lang w:val="sw_KE" w:bidi="sw_KE"/>
         </w:rPr>
       </w:r>
-      <w:hyperlink r:id="rId48">
-        <w:r>
-          <w:rPr>
-            <w:lang w:val="sw_KE" w:bidi="sw_KE"/>
-          </w:rPr>
-          <w:rPr>
-            <w:color w:val="0000EE"/>
-            <w:u w:val="single"/>
-          </w:rPr>
-          <w:t>Yohana 11:11</w:t>
-        </w:r>
-      </w:hyperlink>
-    </w:p>
-    <w:p>
-      <w:pPr>
-        <w:pStyle w:val="ListBullet"/>
-        <w:spacing w:line="240" w:lineRule="auto"/>
-        <w:ind w:left="720"/>
-      </w:pPr>
-      <w:r>
-        <w:rPr>
-          <w:lang w:val="sw_KE" w:bidi="sw_KE"/>
-        </w:rPr>
+      <w:r>
+        <w:rPr>
+          <w:lang w:val="sw_KE" w:bidi="sw_KE"/>
+        </w:rPr>
+        <w:t>Yohana 11:11</w:t>
+      </w:r>
+    </w:p>
+    <w:p>
+      <w:pPr>
+        <w:pStyle w:val="ListBullet"/>
+        <w:spacing w:line="240" w:lineRule="auto"/>
+        <w:ind w:left="720"/>
+      </w:pPr>
+      <w:r>
+        <w:rPr>
+          <w:lang w:val="sw_KE" w:bidi="sw_KE"/>
+        </w:rPr>
+      </w:r>
+      <w:r>
+        <w:rPr>
+          <w:lang w:val="sw_KE" w:bidi="sw_KE"/>
+        </w:rPr>
+        <w:t>Yohana 12:1–3</w:t>
         <w:br/>
       </w:r>
-      <w:hyperlink r:id="rId49">
-        <w:r>
-          <w:rPr>
-            <w:lang w:val="sw_KE" w:bidi="sw_KE"/>
-          </w:rPr>
-          <w:rPr>
-            <w:color w:val="0000EE"/>
-            <w:u w:val="single"/>
-          </w:rPr>
-          <w:t>Yohana 12:1–3</w:t>
-        </w:r>
-      </w:hyperlink>
-      <w:hyperlink r:id="rId50">
-        <w:r>
-          <w:rPr>
-            <w:lang w:val="sw_KE" w:bidi="sw_KE"/>
-          </w:rPr>
-          <w:rPr>
-            <w:color w:val="0000EE"/>
-            <w:u w:val="single"/>
-          </w:rPr>
-          <w:t>Luka 16:21</w:t>
-        </w:r>
-      </w:hyperlink>
+      <w:r>
+        <w:rPr>
+          <w:lang w:val="sw_KE" w:bidi="sw_KE"/>
+        </w:rPr>
+        <w:t>Luka 16:21</w:t>
+      </w:r>
     </w:p>
     <w:p>
       <w:pPr>
@@ -3403,90 +3175,66 @@
           <w:lang w:val="sw_KE" w:bidi="sw_KE"/>
         </w:rPr>
       </w:r>
-      <w:hyperlink r:id="rId51">
-        <w:r>
-          <w:rPr>
-            <w:lang w:val="sw_KE" w:bidi="sw_KE"/>
-          </w:rPr>
-          <w:rPr>
-            <w:color w:val="0000EE"/>
-            <w:u w:val="single"/>
-          </w:rPr>
-          <w:t>Mwanzo 29:17</w:t>
-        </w:r>
-      </w:hyperlink>
-    </w:p>
-    <w:p>
-      <w:pPr>
-        <w:pStyle w:val="ListBullet"/>
-        <w:spacing w:line="240" w:lineRule="auto"/>
-        <w:ind w:left="720"/>
-      </w:pPr>
-      <w:r>
-        <w:rPr>
-          <w:lang w:val="sw_KE" w:bidi="sw_KE"/>
-        </w:rPr>
-      </w:r>
-      <w:hyperlink r:id="rId52">
-        <w:r>
-          <w:rPr>
-            <w:lang w:val="sw_KE" w:bidi="sw_KE"/>
-          </w:rPr>
-          <w:rPr>
-            <w:color w:val="0000EE"/>
-            <w:u w:val="single"/>
-          </w:rPr>
-          <w:t>Mwanzo 29:28</w:t>
-        </w:r>
-      </w:hyperlink>
-    </w:p>
-    <w:p>
-      <w:pPr>
-        <w:pStyle w:val="ListBullet"/>
-        <w:spacing w:line="240" w:lineRule="auto"/>
-        <w:ind w:left="720"/>
-      </w:pPr>
-      <w:r>
-        <w:rPr>
-          <w:lang w:val="sw_KE" w:bidi="sw_KE"/>
-        </w:rPr>
-      </w:r>
-      <w:hyperlink r:id="rId53">
-        <w:r>
-          <w:rPr>
-            <w:lang w:val="sw_KE" w:bidi="sw_KE"/>
-          </w:rPr>
-          <w:rPr>
-            <w:color w:val="0000EE"/>
-            <w:u w:val="single"/>
-          </w:rPr>
-          <w:t>Mwanzo 31:6</w:t>
-        </w:r>
-      </w:hyperlink>
-    </w:p>
-    <w:p>
-      <w:pPr>
-        <w:pStyle w:val="ListBullet"/>
-        <w:spacing w:line="240" w:lineRule="auto"/>
-        <w:ind w:left="720"/>
-      </w:pPr>
-      <w:r>
-        <w:rPr>
-          <w:lang w:val="sw_KE" w:bidi="sw_KE"/>
-        </w:rPr>
-      </w:r>
-      <w:hyperlink r:id="rId54">
-        <w:r>
-          <w:rPr>
-            <w:lang w:val="sw_KE" w:bidi="sw_KE"/>
-          </w:rPr>
-          <w:rPr>
-            <w:color w:val="0000EE"/>
-            <w:u w:val="single"/>
-          </w:rPr>
-          <w:t>Ruthu 4:11</w:t>
-        </w:r>
-      </w:hyperlink>
+      <w:r>
+        <w:rPr>
+          <w:lang w:val="sw_KE" w:bidi="sw_KE"/>
+        </w:rPr>
+        <w:t>Mwanzo 29:17</w:t>
+      </w:r>
+    </w:p>
+    <w:p>
+      <w:pPr>
+        <w:pStyle w:val="ListBullet"/>
+        <w:spacing w:line="240" w:lineRule="auto"/>
+        <w:ind w:left="720"/>
+      </w:pPr>
+      <w:r>
+        <w:rPr>
+          <w:lang w:val="sw_KE" w:bidi="sw_KE"/>
+        </w:rPr>
+      </w:r>
+      <w:r>
+        <w:rPr>
+          <w:lang w:val="sw_KE" w:bidi="sw_KE"/>
+        </w:rPr>
+        <w:t>Mwanzo 29:28</w:t>
+      </w:r>
+    </w:p>
+    <w:p>
+      <w:pPr>
+        <w:pStyle w:val="ListBullet"/>
+        <w:spacing w:line="240" w:lineRule="auto"/>
+        <w:ind w:left="720"/>
+      </w:pPr>
+      <w:r>
+        <w:rPr>
+          <w:lang w:val="sw_KE" w:bidi="sw_KE"/>
+        </w:rPr>
+      </w:r>
+      <w:r>
+        <w:rPr>
+          <w:lang w:val="sw_KE" w:bidi="sw_KE"/>
+        </w:rPr>
+        <w:t>Mwanzo 31:6</w:t>
+      </w:r>
+    </w:p>
+    <w:p>
+      <w:pPr>
+        <w:pStyle w:val="ListBullet"/>
+        <w:spacing w:line="240" w:lineRule="auto"/>
+        <w:ind w:left="720"/>
+      </w:pPr>
+      <w:r>
+        <w:rPr>
+          <w:lang w:val="sw_KE" w:bidi="sw_KE"/>
+        </w:rPr>
+      </w:r>
+      <w:r>
+        <w:rPr>
+          <w:lang w:val="sw_KE" w:bidi="sw_KE"/>
+        </w:rPr>
+        <w:t>Ruthu 4:11</w:t>
+      </w:r>
     </w:p>
     <w:p>
       <w:pPr>
@@ -3728,114 +3476,84 @@
           <w:lang w:val="sw_KE" w:bidi="sw_KE"/>
         </w:rPr>
       </w:r>
-      <w:hyperlink r:id="rId55">
-        <w:r>
-          <w:rPr>
-            <w:lang w:val="sw_KE" w:bidi="sw_KE"/>
-          </w:rPr>
-          <w:rPr>
-            <w:color w:val="0000EE"/>
-            <w:u w:val="single"/>
-          </w:rPr>
-          <w:t>1 Wafalme 4:32–34</w:t>
-        </w:r>
-      </w:hyperlink>
-    </w:p>
-    <w:p>
-      <w:pPr>
-        <w:pStyle w:val="ListBullet"/>
-        <w:spacing w:line="240" w:lineRule="auto"/>
-        <w:ind w:left="720"/>
-      </w:pPr>
-      <w:r>
-        <w:rPr>
-          <w:lang w:val="sw_KE" w:bidi="sw_KE"/>
-        </w:rPr>
-      </w:r>
-      <w:hyperlink r:id="rId56">
-        <w:r>
-          <w:rPr>
-            <w:lang w:val="sw_KE" w:bidi="sw_KE"/>
-          </w:rPr>
-          <w:rPr>
-            <w:color w:val="0000EE"/>
-            <w:u w:val="single"/>
-          </w:rPr>
-          <w:t>2 Mambo ya Nyakati 2:8–10</w:t>
-        </w:r>
-      </w:hyperlink>
-    </w:p>
-    <w:p>
-      <w:pPr>
-        <w:pStyle w:val="ListBullet"/>
-        <w:spacing w:line="240" w:lineRule="auto"/>
-        <w:ind w:left="720"/>
-      </w:pPr>
-      <w:r>
-        <w:rPr>
-          <w:lang w:val="sw_KE" w:bidi="sw_KE"/>
-        </w:rPr>
-      </w:r>
-      <w:hyperlink r:id="rId57">
-        <w:r>
-          <w:rPr>
-            <w:lang w:val="sw_KE" w:bidi="sw_KE"/>
-          </w:rPr>
-          <w:rPr>
-            <w:color w:val="0000EE"/>
-            <w:u w:val="single"/>
-          </w:rPr>
-          <w:t>Kumbukumbu la Torati 1:7–8</w:t>
-        </w:r>
-      </w:hyperlink>
-    </w:p>
-    <w:p>
-      <w:pPr>
-        <w:pStyle w:val="ListBullet"/>
-        <w:spacing w:line="240" w:lineRule="auto"/>
-        <w:ind w:left="720"/>
-      </w:pPr>
-      <w:r>
-        <w:rPr>
-          <w:lang w:val="sw_KE" w:bidi="sw_KE"/>
-        </w:rPr>
-      </w:r>
-      <w:hyperlink r:id="rId58">
-        <w:r>
-          <w:rPr>
-            <w:lang w:val="sw_KE" w:bidi="sw_KE"/>
-          </w:rPr>
-          <w:rPr>
-            <w:color w:val="0000EE"/>
-            <w:u w:val="single"/>
-          </w:rPr>
-          <w:t>Zaburi 29:3–5</w:t>
-        </w:r>
-      </w:hyperlink>
-    </w:p>
-    <w:p>
-      <w:pPr>
-        <w:pStyle w:val="ListBullet"/>
-        <w:spacing w:line="240" w:lineRule="auto"/>
-        <w:ind w:left="720"/>
-      </w:pPr>
-      <w:r>
-        <w:rPr>
-          <w:lang w:val="sw_KE" w:bidi="sw_KE"/>
-        </w:rPr>
-      </w:r>
-      <w:hyperlink r:id="rId59">
-        <w:r>
-          <w:rPr>
-            <w:lang w:val="sw_KE" w:bidi="sw_KE"/>
-          </w:rPr>
-          <w:rPr>
-            <w:color w:val="0000EE"/>
-            <w:u w:val="single"/>
-          </w:rPr>
-          <w:t>Zakaria 10:8–10</w:t>
-        </w:r>
-      </w:hyperlink>
+      <w:r>
+        <w:rPr>
+          <w:lang w:val="sw_KE" w:bidi="sw_KE"/>
+        </w:rPr>
+        <w:t>1 Wafalme 4:32–34</w:t>
+      </w:r>
+    </w:p>
+    <w:p>
+      <w:pPr>
+        <w:pStyle w:val="ListBullet"/>
+        <w:spacing w:line="240" w:lineRule="auto"/>
+        <w:ind w:left="720"/>
+      </w:pPr>
+      <w:r>
+        <w:rPr>
+          <w:lang w:val="sw_KE" w:bidi="sw_KE"/>
+        </w:rPr>
+      </w:r>
+      <w:r>
+        <w:rPr>
+          <w:lang w:val="sw_KE" w:bidi="sw_KE"/>
+        </w:rPr>
+        <w:t>2 Mambo ya Nyakati 2:8–10</w:t>
+      </w:r>
+    </w:p>
+    <w:p>
+      <w:pPr>
+        <w:pStyle w:val="ListBullet"/>
+        <w:spacing w:line="240" w:lineRule="auto"/>
+        <w:ind w:left="720"/>
+      </w:pPr>
+      <w:r>
+        <w:rPr>
+          <w:lang w:val="sw_KE" w:bidi="sw_KE"/>
+        </w:rPr>
+      </w:r>
+      <w:r>
+        <w:rPr>
+          <w:lang w:val="sw_KE" w:bidi="sw_KE"/>
+        </w:rPr>
+        <w:t>Kumbukumbu la Torati 1:7–8</w:t>
+      </w:r>
+    </w:p>
+    <w:p>
+      <w:pPr>
+        <w:pStyle w:val="ListBullet"/>
+        <w:spacing w:line="240" w:lineRule="auto"/>
+        <w:ind w:left="720"/>
+      </w:pPr>
+      <w:r>
+        <w:rPr>
+          <w:lang w:val="sw_KE" w:bidi="sw_KE"/>
+        </w:rPr>
+      </w:r>
+      <w:r>
+        <w:rPr>
+          <w:lang w:val="sw_KE" w:bidi="sw_KE"/>
+        </w:rPr>
+        <w:t>Zaburi 29:3–5</w:t>
+      </w:r>
+    </w:p>
+    <w:p>
+      <w:pPr>
+        <w:pStyle w:val="ListBullet"/>
+        <w:spacing w:line="240" w:lineRule="auto"/>
+        <w:ind w:left="720"/>
+      </w:pPr>
+      <w:r>
+        <w:rPr>
+          <w:lang w:val="sw_KE" w:bidi="sw_KE"/>
+        </w:rPr>
+      </w:r>
+      <w:r>
+        <w:rPr>
+          <w:lang w:val="sw_KE" w:bidi="sw_KE"/>
+        </w:rPr>
+        <w:t>Zakaria 10:8–10</w:t>
+      </w:r>
     </w:p>
     <w:p>
       <w:pPr>
@@ -4065,42 +3783,30 @@
           <w:lang w:val="sw_KE" w:bidi="sw_KE"/>
         </w:rPr>
       </w:r>
-      <w:hyperlink r:id="rId60">
-        <w:r>
-          <w:rPr>
-            <w:lang w:val="sw_KE" w:bidi="sw_KE"/>
-          </w:rPr>
-          <w:rPr>
-            <w:color w:val="0000EE"/>
-            <w:u w:val="single"/>
-          </w:rPr>
-          <w:t>Ayubu 3:8</w:t>
-        </w:r>
-      </w:hyperlink>
-    </w:p>
-    <w:p>
-      <w:pPr>
-        <w:pStyle w:val="ListBullet"/>
-        <w:spacing w:line="240" w:lineRule="auto"/>
-        <w:ind w:left="720"/>
-      </w:pPr>
-      <w:r>
-        <w:rPr>
-          <w:lang w:val="sw_KE" w:bidi="sw_KE"/>
-        </w:rPr>
-      </w:r>
-      <w:hyperlink r:id="rId61">
-        <w:r>
-          <w:rPr>
-            <w:lang w:val="sw_KE" w:bidi="sw_KE"/>
-          </w:rPr>
-          <w:rPr>
-            <w:color w:val="0000EE"/>
-            <w:u w:val="single"/>
-          </w:rPr>
-          <w:t>Zaburi 104:25–26</w:t>
-        </w:r>
-      </w:hyperlink>
+      <w:r>
+        <w:rPr>
+          <w:lang w:val="sw_KE" w:bidi="sw_KE"/>
+        </w:rPr>
+        <w:t>Ayubu 3:8</w:t>
+      </w:r>
+    </w:p>
+    <w:p>
+      <w:pPr>
+        <w:pStyle w:val="ListBullet"/>
+        <w:spacing w:line="240" w:lineRule="auto"/>
+        <w:ind w:left="720"/>
+      </w:pPr>
+      <w:r>
+        <w:rPr>
+          <w:lang w:val="sw_KE" w:bidi="sw_KE"/>
+        </w:rPr>
+      </w:r>
+      <w:r>
+        <w:rPr>
+          <w:lang w:val="sw_KE" w:bidi="sw_KE"/>
+        </w:rPr>
+        <w:t>Zaburi 104:25–26</w:t>
+      </w:r>
     </w:p>
     <w:p>
       <w:pPr>
@@ -4334,90 +4040,66 @@
           <w:lang w:val="sw_KE" w:bidi="sw_KE"/>
         </w:rPr>
       </w:r>
-      <w:hyperlink r:id="rId62">
-        <w:r>
-          <w:rPr>
-            <w:lang w:val="sw_KE" w:bidi="sw_KE"/>
-          </w:rPr>
-          <w:rPr>
-            <w:color w:val="0000EE"/>
-            <w:u w:val="single"/>
-          </w:rPr>
-          <w:t>Ayubu 27:9</w:t>
-        </w:r>
-      </w:hyperlink>
-    </w:p>
-    <w:p>
-      <w:pPr>
-        <w:pStyle w:val="ListBullet"/>
-        <w:spacing w:line="240" w:lineRule="auto"/>
-        <w:ind w:left="720"/>
-      </w:pPr>
-      <w:r>
-        <w:rPr>
-          <w:lang w:val="sw_KE" w:bidi="sw_KE"/>
-        </w:rPr>
-      </w:r>
-      <w:hyperlink r:id="rId63">
-        <w:r>
-          <w:rPr>
-            <w:lang w:val="sw_KE" w:bidi="sw_KE"/>
-          </w:rPr>
-          <w:rPr>
-            <w:color w:val="0000EE"/>
-            <w:u w:val="single"/>
-          </w:rPr>
-          <w:t>Marko 5:5–6</w:t>
-        </w:r>
-      </w:hyperlink>
-    </w:p>
-    <w:p>
-      <w:pPr>
-        <w:pStyle w:val="ListBullet"/>
-        <w:spacing w:line="240" w:lineRule="auto"/>
-        <w:ind w:left="720"/>
-      </w:pPr>
-      <w:r>
-        <w:rPr>
-          <w:lang w:val="sw_KE" w:bidi="sw_KE"/>
-        </w:rPr>
-      </w:r>
-      <w:hyperlink r:id="rId64">
-        <w:r>
-          <w:rPr>
-            <w:lang w:val="sw_KE" w:bidi="sw_KE"/>
-          </w:rPr>
-          <w:rPr>
-            <w:color w:val="0000EE"/>
-            <w:u w:val="single"/>
-          </w:rPr>
-          <w:t>Marko 6:48–50</w:t>
-        </w:r>
-      </w:hyperlink>
-    </w:p>
-    <w:p>
-      <w:pPr>
-        <w:pStyle w:val="ListBullet"/>
-        <w:spacing w:line="240" w:lineRule="auto"/>
-        <w:ind w:left="720"/>
-      </w:pPr>
-      <w:r>
-        <w:rPr>
-          <w:lang w:val="sw_KE" w:bidi="sw_KE"/>
-        </w:rPr>
-      </w:r>
-      <w:hyperlink r:id="rId65">
-        <w:r>
-          <w:rPr>
-            <w:lang w:val="sw_KE" w:bidi="sw_KE"/>
-          </w:rPr>
-          <w:rPr>
-            <w:color w:val="0000EE"/>
-            <w:u w:val="single"/>
-          </w:rPr>
-          <w:t>Zaburi 22:1–2</w:t>
-        </w:r>
-      </w:hyperlink>
+      <w:r>
+        <w:rPr>
+          <w:lang w:val="sw_KE" w:bidi="sw_KE"/>
+        </w:rPr>
+        <w:t>Ayubu 27:9</w:t>
+      </w:r>
+    </w:p>
+    <w:p>
+      <w:pPr>
+        <w:pStyle w:val="ListBullet"/>
+        <w:spacing w:line="240" w:lineRule="auto"/>
+        <w:ind w:left="720"/>
+      </w:pPr>
+      <w:r>
+        <w:rPr>
+          <w:lang w:val="sw_KE" w:bidi="sw_KE"/>
+        </w:rPr>
+      </w:r>
+      <w:r>
+        <w:rPr>
+          <w:lang w:val="sw_KE" w:bidi="sw_KE"/>
+        </w:rPr>
+        <w:t>Marko 5:5–6</w:t>
+      </w:r>
+    </w:p>
+    <w:p>
+      <w:pPr>
+        <w:pStyle w:val="ListBullet"/>
+        <w:spacing w:line="240" w:lineRule="auto"/>
+        <w:ind w:left="720"/>
+      </w:pPr>
+      <w:r>
+        <w:rPr>
+          <w:lang w:val="sw_KE" w:bidi="sw_KE"/>
+        </w:rPr>
+      </w:r>
+      <w:r>
+        <w:rPr>
+          <w:lang w:val="sw_KE" w:bidi="sw_KE"/>
+        </w:rPr>
+        <w:t>Marko 6:48–50</w:t>
+      </w:r>
+    </w:p>
+    <w:p>
+      <w:pPr>
+        <w:pStyle w:val="ListBullet"/>
+        <w:spacing w:line="240" w:lineRule="auto"/>
+        <w:ind w:left="720"/>
+      </w:pPr>
+      <w:r>
+        <w:rPr>
+          <w:lang w:val="sw_KE" w:bidi="sw_KE"/>
+        </w:rPr>
+      </w:r>
+      <w:r>
+        <w:rPr>
+          <w:lang w:val="sw_KE" w:bidi="sw_KE"/>
+        </w:rPr>
+        <w:t>Zaburi 22:1–2</w:t>
+      </w:r>
     </w:p>
     <w:p>
       <w:pPr>
@@ -4647,90 +4329,66 @@
           <w:lang w:val="sw_KE" w:bidi="sw_KE"/>
         </w:rPr>
       </w:r>
-      <w:hyperlink r:id="rId66">
-        <w:r>
-          <w:rPr>
-            <w:lang w:val="sw_KE" w:bidi="sw_KE"/>
-          </w:rPr>
-          <w:rPr>
-            <w:color w:val="0000EE"/>
-            <w:u w:val="single"/>
-          </w:rPr>
-          <w:t>2 Timotheo 3:10–13</w:t>
-        </w:r>
-      </w:hyperlink>
-    </w:p>
-    <w:p>
-      <w:pPr>
-        <w:pStyle w:val="ListBullet"/>
-        <w:spacing w:line="240" w:lineRule="auto"/>
-        <w:ind w:left="720"/>
-      </w:pPr>
-      <w:r>
-        <w:rPr>
-          <w:lang w:val="sw_KE" w:bidi="sw_KE"/>
-        </w:rPr>
-      </w:r>
-      <w:hyperlink r:id="rId67">
-        <w:r>
-          <w:rPr>
-            <w:lang w:val="sw_KE" w:bidi="sw_KE"/>
-          </w:rPr>
-          <w:rPr>
-            <w:color w:val="0000EE"/>
-            <w:u w:val="single"/>
-          </w:rPr>
-          <w:t>Matendo 14:6</w:t>
-        </w:r>
-      </w:hyperlink>
-    </w:p>
-    <w:p>
-      <w:pPr>
-        <w:pStyle w:val="ListBullet"/>
-        <w:spacing w:line="240" w:lineRule="auto"/>
-        <w:ind w:left="720"/>
-      </w:pPr>
-      <w:r>
-        <w:rPr>
-          <w:lang w:val="sw_KE" w:bidi="sw_KE"/>
-        </w:rPr>
-      </w:r>
-      <w:hyperlink r:id="rId68">
-        <w:r>
-          <w:rPr>
-            <w:lang w:val="sw_KE" w:bidi="sw_KE"/>
-          </w:rPr>
-          <w:rPr>
-            <w:color w:val="0000EE"/>
-            <w:u w:val="single"/>
-          </w:rPr>
-          <w:t>Matendo 14:8</w:t>
-        </w:r>
-      </w:hyperlink>
-    </w:p>
-    <w:p>
-      <w:pPr>
-        <w:pStyle w:val="ListBullet"/>
-        <w:spacing w:line="240" w:lineRule="auto"/>
-        <w:ind w:left="720"/>
-      </w:pPr>
-      <w:r>
-        <w:rPr>
-          <w:lang w:val="sw_KE" w:bidi="sw_KE"/>
-        </w:rPr>
-      </w:r>
-      <w:hyperlink r:id="rId69">
-        <w:r>
-          <w:rPr>
-            <w:lang w:val="sw_KE" w:bidi="sw_KE"/>
-          </w:rPr>
-          <w:rPr>
-            <w:color w:val="0000EE"/>
-            <w:u w:val="single"/>
-          </w:rPr>
-          <w:t>Matendo 14:21–22</w:t>
-        </w:r>
-      </w:hyperlink>
+      <w:r>
+        <w:rPr>
+          <w:lang w:val="sw_KE" w:bidi="sw_KE"/>
+        </w:rPr>
+        <w:t>2 Timotheo 3:10–13</w:t>
+      </w:r>
+    </w:p>
+    <w:p>
+      <w:pPr>
+        <w:pStyle w:val="ListBullet"/>
+        <w:spacing w:line="240" w:lineRule="auto"/>
+        <w:ind w:left="720"/>
+      </w:pPr>
+      <w:r>
+        <w:rPr>
+          <w:lang w:val="sw_KE" w:bidi="sw_KE"/>
+        </w:rPr>
+      </w:r>
+      <w:r>
+        <w:rPr>
+          <w:lang w:val="sw_KE" w:bidi="sw_KE"/>
+        </w:rPr>
+        <w:t>Matendo 14:6</w:t>
+      </w:r>
+    </w:p>
+    <w:p>
+      <w:pPr>
+        <w:pStyle w:val="ListBullet"/>
+        <w:spacing w:line="240" w:lineRule="auto"/>
+        <w:ind w:left="720"/>
+      </w:pPr>
+      <w:r>
+        <w:rPr>
+          <w:lang w:val="sw_KE" w:bidi="sw_KE"/>
+        </w:rPr>
+      </w:r>
+      <w:r>
+        <w:rPr>
+          <w:lang w:val="sw_KE" w:bidi="sw_KE"/>
+        </w:rPr>
+        <w:t>Matendo 14:8</w:t>
+      </w:r>
+    </w:p>
+    <w:p>
+      <w:pPr>
+        <w:pStyle w:val="ListBullet"/>
+        <w:spacing w:line="240" w:lineRule="auto"/>
+        <w:ind w:left="720"/>
+      </w:pPr>
+      <w:r>
+        <w:rPr>
+          <w:lang w:val="sw_KE" w:bidi="sw_KE"/>
+        </w:rPr>
+      </w:r>
+      <w:r>
+        <w:rPr>
+          <w:lang w:val="sw_KE" w:bidi="sw_KE"/>
+        </w:rPr>
+        <w:t>Matendo 14:21–22</w:t>
+      </w:r>
     </w:p>
     <w:p>
       <w:pPr>
@@ -5019,56 +4677,38 @@
         <w:rPr>
           <w:lang w:val="sw_KE" w:bidi="sw_KE"/>
         </w:rPr>
+      </w:r>
+      <w:r>
+        <w:rPr>
+          <w:lang w:val="sw_KE" w:bidi="sw_KE"/>
+        </w:rPr>
+        <w:t>2 Petro 2:8</w:t>
         <w:br/>
       </w:r>
-      <w:hyperlink r:id="rId70">
-        <w:r>
-          <w:rPr>
-            <w:lang w:val="sw_KE" w:bidi="sw_KE"/>
-          </w:rPr>
-          <w:rPr>
-            <w:color w:val="0000EE"/>
-            <w:u w:val="single"/>
-          </w:rPr>
-          <w:t>2 Petro 2:8</w:t>
-        </w:r>
-      </w:hyperlink>
-      <w:hyperlink r:id="rId71">
-        <w:r>
-          <w:rPr>
-            <w:lang w:val="sw_KE" w:bidi="sw_KE"/>
-          </w:rPr>
-          <w:rPr>
-            <w:color w:val="0000EE"/>
-            <w:u w:val="single"/>
-          </w:rPr>
-          <w:t>Mwanzo 11:27–28</w:t>
-        </w:r>
-      </w:hyperlink>
-    </w:p>
-    <w:p>
-      <w:pPr>
-        <w:pStyle w:val="ListBullet"/>
-        <w:spacing w:line="240" w:lineRule="auto"/>
-        <w:ind w:left="720"/>
-      </w:pPr>
-      <w:r>
-        <w:rPr>
-          <w:lang w:val="sw_KE" w:bidi="sw_KE"/>
-        </w:rPr>
-      </w:r>
-      <w:hyperlink r:id="rId72">
-        <w:r>
-          <w:rPr>
-            <w:lang w:val="sw_KE" w:bidi="sw_KE"/>
-          </w:rPr>
-          <w:rPr>
-            <w:color w:val="0000EE"/>
-            <w:u w:val="single"/>
-          </w:rPr>
-          <w:t>Mwanzo 12:4–5</w:t>
-        </w:r>
-      </w:hyperlink>
+      <w:r>
+        <w:rPr>
+          <w:lang w:val="sw_KE" w:bidi="sw_KE"/>
+        </w:rPr>
+        <w:t>Mwanzo 11:27–28</w:t>
+      </w:r>
+    </w:p>
+    <w:p>
+      <w:pPr>
+        <w:pStyle w:val="ListBullet"/>
+        <w:spacing w:line="240" w:lineRule="auto"/>
+        <w:ind w:left="720"/>
+      </w:pPr>
+      <w:r>
+        <w:rPr>
+          <w:lang w:val="sw_KE" w:bidi="sw_KE"/>
+        </w:rPr>
+      </w:r>
+      <w:r>
+        <w:rPr>
+          <w:lang w:val="sw_KE" w:bidi="sw_KE"/>
+        </w:rPr>
+        <w:t>Mwanzo 12:4–5</w:t>
+      </w:r>
     </w:p>
     <w:p>
       <w:pPr>
@@ -5316,66 +4956,48 @@
           <w:lang w:val="sw_KE" w:bidi="sw_KE"/>
         </w:rPr>
       </w:r>
-      <w:hyperlink r:id="rId73">
-        <w:r>
-          <w:rPr>
-            <w:lang w:val="sw_KE" w:bidi="sw_KE"/>
-          </w:rPr>
-          <w:rPr>
-            <w:color w:val="0000EE"/>
-            <w:u w:val="single"/>
-          </w:rPr>
-          <w:t>2 Timotheo 4:11–13</w:t>
-        </w:r>
-      </w:hyperlink>
-    </w:p>
-    <w:p>
-      <w:pPr>
-        <w:pStyle w:val="ListBullet"/>
-        <w:spacing w:line="240" w:lineRule="auto"/>
-        <w:ind w:left="720"/>
-      </w:pPr>
-      <w:r>
-        <w:rPr>
-          <w:lang w:val="sw_KE" w:bidi="sw_KE"/>
-        </w:rPr>
-      </w:r>
-      <w:hyperlink r:id="rId74">
-        <w:r>
-          <w:rPr>
-            <w:lang w:val="sw_KE" w:bidi="sw_KE"/>
-          </w:rPr>
-          <w:rPr>
-            <w:color w:val="0000EE"/>
-            <w:u w:val="single"/>
-          </w:rPr>
-          <w:t>Wakolosai 4:12–14</w:t>
-        </w:r>
-      </w:hyperlink>
-    </w:p>
-    <w:p>
-      <w:pPr>
-        <w:pStyle w:val="ListBullet"/>
-        <w:spacing w:line="240" w:lineRule="auto"/>
-        <w:ind w:left="720"/>
-      </w:pPr>
-      <w:r>
-        <w:rPr>
-          <w:lang w:val="sw_KE" w:bidi="sw_KE"/>
-        </w:rPr>
-      </w:r>
-      <w:hyperlink r:id="rId75">
-        <w:r>
-          <w:rPr>
-            <w:lang w:val="sw_KE" w:bidi="sw_KE"/>
-          </w:rPr>
-          <w:rPr>
-            <w:color w:val="0000EE"/>
-            <w:u w:val="single"/>
-          </w:rPr>
-          <w:t>Filemoni 1:24</w:t>
-        </w:r>
-      </w:hyperlink>
+      <w:r>
+        <w:rPr>
+          <w:lang w:val="sw_KE" w:bidi="sw_KE"/>
+        </w:rPr>
+        <w:t>2 Timotheo 4:11–13</w:t>
+      </w:r>
+    </w:p>
+    <w:p>
+      <w:pPr>
+        <w:pStyle w:val="ListBullet"/>
+        <w:spacing w:line="240" w:lineRule="auto"/>
+        <w:ind w:left="720"/>
+      </w:pPr>
+      <w:r>
+        <w:rPr>
+          <w:lang w:val="sw_KE" w:bidi="sw_KE"/>
+        </w:rPr>
+      </w:r>
+      <w:r>
+        <w:rPr>
+          <w:lang w:val="sw_KE" w:bidi="sw_KE"/>
+        </w:rPr>
+        <w:t>Wakolosai 4:12–14</w:t>
+      </w:r>
+    </w:p>
+    <w:p>
+      <w:pPr>
+        <w:pStyle w:val="ListBullet"/>
+        <w:spacing w:line="240" w:lineRule="auto"/>
+        <w:ind w:left="720"/>
+      </w:pPr>
+      <w:r>
+        <w:rPr>
+          <w:lang w:val="sw_KE" w:bidi="sw_KE"/>
+        </w:rPr>
+      </w:r>
+      <w:r>
+        <w:rPr>
+          <w:lang w:val="sw_KE" w:bidi="sw_KE"/>
+        </w:rPr>
+        <w:t>Filemoni 1:24</w:t>
+      </w:r>
     </w:p>
     <w:p>
       <w:pPr>
@@ -5603,66 +5225,48 @@
           <w:lang w:val="sw_KE" w:bidi="sw_KE"/>
         </w:rPr>
       </w:r>
-      <w:hyperlink r:id="rId76">
-        <w:r>
-          <w:rPr>
-            <w:lang w:val="sw_KE" w:bidi="sw_KE"/>
-          </w:rPr>
-          <w:rPr>
-            <w:color w:val="0000EE"/>
-            <w:u w:val="single"/>
-          </w:rPr>
-          <w:t>1 Wafalme 10:11–12</w:t>
-        </w:r>
-      </w:hyperlink>
-    </w:p>
-    <w:p>
-      <w:pPr>
-        <w:pStyle w:val="ListBullet"/>
-        <w:spacing w:line="240" w:lineRule="auto"/>
-        <w:ind w:left="720"/>
-      </w:pPr>
-      <w:r>
-        <w:rPr>
-          <w:lang w:val="sw_KE" w:bidi="sw_KE"/>
-        </w:rPr>
-      </w:r>
-      <w:hyperlink r:id="rId77">
-        <w:r>
-          <w:rPr>
-            <w:lang w:val="sw_KE" w:bidi="sw_KE"/>
-          </w:rPr>
-          <w:rPr>
-            <w:color w:val="0000EE"/>
-            <w:u w:val="single"/>
-          </w:rPr>
-          <w:t>1 Samweli 10:5–6</w:t>
-        </w:r>
-      </w:hyperlink>
-    </w:p>
-    <w:p>
-      <w:pPr>
-        <w:pStyle w:val="ListBullet"/>
-        <w:spacing w:line="240" w:lineRule="auto"/>
-        <w:ind w:left="720"/>
-      </w:pPr>
-      <w:r>
-        <w:rPr>
-          <w:lang w:val="sw_KE" w:bidi="sw_KE"/>
-        </w:rPr>
-      </w:r>
-      <w:hyperlink r:id="rId78">
-        <w:r>
-          <w:rPr>
-            <w:lang w:val="sw_KE" w:bidi="sw_KE"/>
-          </w:rPr>
-          <w:rPr>
-            <w:color w:val="0000EE"/>
-            <w:u w:val="single"/>
-          </w:rPr>
-          <w:t>2 Mambo ya Nyakati 5:11–12</w:t>
-        </w:r>
-      </w:hyperlink>
+      <w:r>
+        <w:rPr>
+          <w:lang w:val="sw_KE" w:bidi="sw_KE"/>
+        </w:rPr>
+        <w:t>1 Wafalme 10:11–12</w:t>
+      </w:r>
+    </w:p>
+    <w:p>
+      <w:pPr>
+        <w:pStyle w:val="ListBullet"/>
+        <w:spacing w:line="240" w:lineRule="auto"/>
+        <w:ind w:left="720"/>
+      </w:pPr>
+      <w:r>
+        <w:rPr>
+          <w:lang w:val="sw_KE" w:bidi="sw_KE"/>
+        </w:rPr>
+      </w:r>
+      <w:r>
+        <w:rPr>
+          <w:lang w:val="sw_KE" w:bidi="sw_KE"/>
+        </w:rPr>
+        <w:t>1 Samweli 10:5–6</w:t>
+      </w:r>
+    </w:p>
+    <w:p>
+      <w:pPr>
+        <w:pStyle w:val="ListBullet"/>
+        <w:spacing w:line="240" w:lineRule="auto"/>
+        <w:ind w:left="720"/>
+      </w:pPr>
+      <w:r>
+        <w:rPr>
+          <w:lang w:val="sw_KE" w:bidi="sw_KE"/>
+        </w:rPr>
+      </w:r>
+      <w:r>
+        <w:rPr>
+          <w:lang w:val="sw_KE" w:bidi="sw_KE"/>
+        </w:rPr>
+        <w:t>2 Mambo ya Nyakati 5:11–12</w:t>
+      </w:r>
     </w:p>
     <w:p>
       <w:pPr>

--- a/swh/docx/013.content.docx
+++ b/swh/docx/013.content.docx
@@ -2440,19 +2440,7 @@
         <w:rPr>
           <w:lang w:val="sw_KE" w:bidi="sw_KE"/>
         </w:rPr>
-        <w:t xml:space="preserve">, </w:t>
-      </w:r>
-      <w:r>
-        <w:rPr>
-          <w:lang w:val="sw_KE" w:bidi="sw_KE"/>
-        </w:rPr>
-        <w:t>kuinua</w:t>
-      </w:r>
-      <w:r>
-        <w:rPr>
-          <w:lang w:val="sw_KE" w:bidi="sw_KE"/>
-        </w:rPr>
-        <w:t>)</w:t>
+        <w:t>, kuinua)</w:t>
       </w:r>
     </w:p>
     <w:p>
@@ -3439,13 +3427,308 @@
         <w:rPr>
           <w:lang w:val="sw_KE" w:bidi="sw_KE"/>
         </w:rPr>
+        <w:t>, foinike)</w:t>
+      </w:r>
+    </w:p>
+    <w:p>
+      <w:pPr>
+        <w:pStyle w:val="Heading3"/>
+      </w:pPr>
+      <w:r>
+        <w:rPr>
+          <w:lang w:val="sw_KE" w:bidi="sw_KE"/>
+        </w:rPr>
+        <w:t>Marejeleo ya Biblia:</w:t>
+      </w:r>
+    </w:p>
+    <w:p>
+      <w:pPr>
+        <w:pStyle w:val="ListBullet"/>
+        <w:spacing w:line="240" w:lineRule="auto"/>
+        <w:ind w:left="720"/>
+      </w:pPr>
+      <w:r>
+        <w:rPr>
+          <w:lang w:val="sw_KE" w:bidi="sw_KE"/>
+        </w:rPr>
+      </w:r>
+      <w:r>
+        <w:rPr>
+          <w:lang w:val="sw_KE" w:bidi="sw_KE"/>
+        </w:rPr>
+        <w:t>1 Wafalme 4:32–34</w:t>
+      </w:r>
+    </w:p>
+    <w:p>
+      <w:pPr>
+        <w:pStyle w:val="ListBullet"/>
+        <w:spacing w:line="240" w:lineRule="auto"/>
+        <w:ind w:left="720"/>
+      </w:pPr>
+      <w:r>
+        <w:rPr>
+          <w:lang w:val="sw_KE" w:bidi="sw_KE"/>
+        </w:rPr>
+      </w:r>
+      <w:r>
+        <w:rPr>
+          <w:lang w:val="sw_KE" w:bidi="sw_KE"/>
+        </w:rPr>
+        <w:t>2 Mambo ya Nyakati 2:8–10</w:t>
+      </w:r>
+    </w:p>
+    <w:p>
+      <w:pPr>
+        <w:pStyle w:val="ListBullet"/>
+        <w:spacing w:line="240" w:lineRule="auto"/>
+        <w:ind w:left="720"/>
+      </w:pPr>
+      <w:r>
+        <w:rPr>
+          <w:lang w:val="sw_KE" w:bidi="sw_KE"/>
+        </w:rPr>
+      </w:r>
+      <w:r>
+        <w:rPr>
+          <w:lang w:val="sw_KE" w:bidi="sw_KE"/>
+        </w:rPr>
+        <w:t>Kumbukumbu la Torati 1:7–8</w:t>
+      </w:r>
+    </w:p>
+    <w:p>
+      <w:pPr>
+        <w:pStyle w:val="ListBullet"/>
+        <w:spacing w:line="240" w:lineRule="auto"/>
+        <w:ind w:left="720"/>
+      </w:pPr>
+      <w:r>
+        <w:rPr>
+          <w:lang w:val="sw_KE" w:bidi="sw_KE"/>
+        </w:rPr>
+      </w:r>
+      <w:r>
+        <w:rPr>
+          <w:lang w:val="sw_KE" w:bidi="sw_KE"/>
+        </w:rPr>
+        <w:t>Zaburi 29:3–5</w:t>
+      </w:r>
+    </w:p>
+    <w:p>
+      <w:pPr>
+        <w:pStyle w:val="ListBullet"/>
+        <w:spacing w:line="240" w:lineRule="auto"/>
+        <w:ind w:left="720"/>
+      </w:pPr>
+      <w:r>
+        <w:rPr>
+          <w:lang w:val="sw_KE" w:bidi="sw_KE"/>
+        </w:rPr>
+      </w:r>
+      <w:r>
+        <w:rPr>
+          <w:lang w:val="sw_KE" w:bidi="sw_KE"/>
+        </w:rPr>
+        <w:t>Zakaria 10:8–10</w:t>
+      </w:r>
+    </w:p>
+    <w:p>
+      <w:pPr>
+        <w:pStyle w:val="Heading3"/>
+      </w:pPr>
+      <w:r>
+        <w:rPr>
+          <w:lang w:val="sw_KE" w:bidi="sw_KE"/>
+        </w:rPr>
+        <w:t>Data ya Neno:</w:t>
+      </w:r>
+    </w:p>
+    <w:p>
+      <w:pPr>
+        <w:pStyle w:val="ListBullet"/>
+        <w:spacing w:line="240" w:lineRule="auto"/>
+        <w:ind w:left="720"/>
+      </w:pPr>
+      <w:r>
+        <w:rPr>
+          <w:lang w:val="sw_KE" w:bidi="sw_KE"/>
+        </w:rPr>
+      </w:r>
+      <w:r>
+        <w:rPr>
+          <w:lang w:val="sw_KE" w:bidi="sw_KE"/>
+        </w:rPr>
+        <w:t>Strong's: H3844</w:t>
+      </w:r>
+      <w:r>
+        <w:rPr>
+          <w:lang w:val="sw_KE" w:bidi="sw_KE"/>
+        </w:rPr>
+      </w:r>
+      <w:r>
+        <w:rPr>
+          <w:lang w:val="sw_KE" w:bidi="sw_KE"/>
+        </w:rPr>
+      </w:r>
+    </w:p>
+    <w:p>
+      <w:pPr/>
+      <w:r>
+        <w:rPr>
+          <w:lang w:val="sw_KE" w:bidi="sw_KE"/>
+        </w:rPr>
+      </w:r>
+    </w:p>
+    <w:p>
+      <w:pPr>
+        <w:pStyle w:val="Heading2"/>
+      </w:pPr>
+      <w:r>
+        <w:rPr>
+          <w:lang w:val="sw_KE" w:bidi="sw_KE"/>
+        </w:rPr>
+        <w:t>Lewiathani</w:t>
+      </w:r>
+      <w:r>
+        <w:rPr>
+          <w:lang w:val="sw_KE" w:bidi="sw_KE"/>
+        </w:rPr>
+      </w:r>
+    </w:p>
+    <w:p>
+      <w:pPr>
+        <w:pStyle w:val="Heading3"/>
+      </w:pPr>
+      <w:r>
+        <w:rPr>
+          <w:lang w:val="sw_KE" w:bidi="sw_KE"/>
+        </w:rPr>
+        <w:t>Uhalisia:</w:t>
+      </w:r>
+    </w:p>
+    <w:p>
+      <w:pPr/>
+      <w:r>
+        <w:rPr>
+          <w:lang w:val="sw_KE" w:bidi="sw_KE"/>
+        </w:rPr>
+      </w:r>
+      <w:r>
+        <w:rPr>
+          <w:lang w:val="sw_KE" w:bidi="sw_KE"/>
+        </w:rPr>
+        <w:t>Neno "Lewiathani" linahusu mnyama mkubwa sana, ambaye alikufa zamani, na ametajwa katika maandiko ya awali ya Agano la Kale, vitabu vya Ayubu, Zaburi, na Isaya.</w:t>
+      </w:r>
+    </w:p>
+    <w:p>
+      <w:pPr>
+        <w:pStyle w:val="ListBullet"/>
+        <w:spacing w:line="240" w:lineRule="auto"/>
+        <w:ind w:left="720"/>
+      </w:pPr>
+      <w:r>
+        <w:rPr>
+          <w:lang w:val="sw_KE" w:bidi="sw_KE"/>
+        </w:rPr>
+      </w:r>
+      <w:r>
+        <w:rPr>
+          <w:lang w:val="sw_KE" w:bidi="sw_KE"/>
+        </w:rPr>
+        <w:t>Lewiathani inafafanuliwa kama kiumbe kikubwa kinachofanana na nyoka, chenye nguvu na ukali, na chenye uwezo wa kufanya maji yanayozunguka "kuchemka." Maelezo yake yanafanana na yale ya dinosaur.</w:t>
+      </w:r>
+    </w:p>
+    <w:p>
+      <w:pPr>
+        <w:pStyle w:val="ListBullet"/>
+        <w:spacing w:line="240" w:lineRule="auto"/>
+        <w:ind w:left="720"/>
+      </w:pPr>
+      <w:r>
+        <w:rPr>
+          <w:lang w:val="sw_KE" w:bidi="sw_KE"/>
+        </w:rPr>
+      </w:r>
+      <w:r>
+        <w:rPr>
+          <w:lang w:val="sw_KE" w:bidi="sw_KE"/>
+        </w:rPr>
+        <w:t>Nabii Isaya alimtaja Lewiathani kama "nyoka anayeteleza".</w:t>
+      </w:r>
+    </w:p>
+    <w:p>
+      <w:pPr>
+        <w:pStyle w:val="ListBullet"/>
+        <w:spacing w:line="240" w:lineRule="auto"/>
+        <w:ind w:left="720"/>
+      </w:pPr>
+      <w:r>
+        <w:rPr>
+          <w:lang w:val="sw_KE" w:bidi="sw_KE"/>
+        </w:rPr>
+      </w:r>
+      <w:r>
+        <w:rPr>
+          <w:lang w:val="sw_KE" w:bidi="sw_KE"/>
+        </w:rPr>
+        <w:t>Ayubu aliandika kutokana na maarifa ya moja kwa moja kuhusu Lewiathani, hivyo inawezekana mnyama huyo alikuwa hai wakati wa maisha yake.</w:t>
+      </w:r>
+    </w:p>
+    <w:p>
+      <w:pPr/>
+      <w:r>
+        <w:rPr>
+          <w:lang w:val="sw_KE" w:bidi="sw_KE"/>
+        </w:rPr>
+      </w:r>
+      <w:r>
+        <w:rPr>
+          <w:lang w:val="sw_KE" w:bidi="sw_KE"/>
+        </w:rPr>
+        <w:t>(Mapendekezo ya Tafsiri: Tafsiri ya Majina)</w:t>
+      </w:r>
+    </w:p>
+    <w:p>
+      <w:pPr/>
+      <w:r>
+        <w:rPr>
+          <w:lang w:val="sw_KE" w:bidi="sw_KE"/>
+        </w:rPr>
+      </w:r>
+      <w:r>
+        <w:rPr>
+          <w:lang w:val="sw_KE" w:bidi="sw_KE"/>
+        </w:rPr>
+        <w:t xml:space="preserve">(Tazama pia: </w:t>
+      </w:r>
+      <w:r>
+        <w:rPr>
+          <w:lang w:val="sw_KE" w:bidi="sw_KE"/>
+        </w:rPr>
+        <w:t>Isaya</w:t>
+      </w:r>
+      <w:r>
+        <w:rPr>
+          <w:lang w:val="sw_KE" w:bidi="sw_KE"/>
+        </w:rPr>
         <w:t xml:space="preserve">, </w:t>
       </w:r>
       <w:r>
         <w:rPr>
           <w:lang w:val="sw_KE" w:bidi="sw_KE"/>
         </w:rPr>
-        <w:t>foinike</w:t>
+        <w:t>Ayubu</w:t>
+      </w:r>
+      <w:r>
+        <w:rPr>
+          <w:lang w:val="sw_KE" w:bidi="sw_KE"/>
+        </w:rPr>
+        <w:t xml:space="preserve">, </w:t>
+      </w:r>
+      <w:r>
+        <w:rPr>
+          <w:lang w:val="sw_KE" w:bidi="sw_KE"/>
+        </w:rPr>
+        <w:t>nyoka</w:t>
       </w:r>
       <w:r>
         <w:rPr>
@@ -3480,79 +3763,25 @@
         <w:rPr>
           <w:lang w:val="sw_KE" w:bidi="sw_KE"/>
         </w:rPr>
-        <w:t>1 Wafalme 4:32–34</w:t>
-      </w:r>
-    </w:p>
-    <w:p>
-      <w:pPr>
-        <w:pStyle w:val="ListBullet"/>
-        <w:spacing w:line="240" w:lineRule="auto"/>
-        <w:ind w:left="720"/>
-      </w:pPr>
-      <w:r>
-        <w:rPr>
-          <w:lang w:val="sw_KE" w:bidi="sw_KE"/>
-        </w:rPr>
-      </w:r>
-      <w:r>
-        <w:rPr>
-          <w:lang w:val="sw_KE" w:bidi="sw_KE"/>
-        </w:rPr>
-        <w:t>2 Mambo ya Nyakati 2:8–10</w:t>
-      </w:r>
-    </w:p>
-    <w:p>
-      <w:pPr>
-        <w:pStyle w:val="ListBullet"/>
-        <w:spacing w:line="240" w:lineRule="auto"/>
-        <w:ind w:left="720"/>
-      </w:pPr>
-      <w:r>
-        <w:rPr>
-          <w:lang w:val="sw_KE" w:bidi="sw_KE"/>
-        </w:rPr>
-      </w:r>
-      <w:r>
-        <w:rPr>
-          <w:lang w:val="sw_KE" w:bidi="sw_KE"/>
-        </w:rPr>
-        <w:t>Kumbukumbu la Torati 1:7–8</w:t>
-      </w:r>
-    </w:p>
-    <w:p>
-      <w:pPr>
-        <w:pStyle w:val="ListBullet"/>
-        <w:spacing w:line="240" w:lineRule="auto"/>
-        <w:ind w:left="720"/>
-      </w:pPr>
-      <w:r>
-        <w:rPr>
-          <w:lang w:val="sw_KE" w:bidi="sw_KE"/>
-        </w:rPr>
-      </w:r>
-      <w:r>
-        <w:rPr>
-          <w:lang w:val="sw_KE" w:bidi="sw_KE"/>
-        </w:rPr>
-        <w:t>Zaburi 29:3–5</w:t>
-      </w:r>
-    </w:p>
-    <w:p>
-      <w:pPr>
-        <w:pStyle w:val="ListBullet"/>
-        <w:spacing w:line="240" w:lineRule="auto"/>
-        <w:ind w:left="720"/>
-      </w:pPr>
-      <w:r>
-        <w:rPr>
-          <w:lang w:val="sw_KE" w:bidi="sw_KE"/>
-        </w:rPr>
-      </w:r>
-      <w:r>
-        <w:rPr>
-          <w:lang w:val="sw_KE" w:bidi="sw_KE"/>
-        </w:rPr>
-        <w:t>Zakaria 10:8–10</w:t>
+        <w:t>Ayubu 3:8</w:t>
+      </w:r>
+    </w:p>
+    <w:p>
+      <w:pPr>
+        <w:pStyle w:val="ListBullet"/>
+        <w:spacing w:line="240" w:lineRule="auto"/>
+        <w:ind w:left="720"/>
+      </w:pPr>
+      <w:r>
+        <w:rPr>
+          <w:lang w:val="sw_KE" w:bidi="sw_KE"/>
+        </w:rPr>
+      </w:r>
+      <w:r>
+        <w:rPr>
+          <w:lang w:val="sw_KE" w:bidi="sw_KE"/>
+        </w:rPr>
+        <w:t>Zaburi 104:25–26</w:t>
       </w:r>
     </w:p>
     <w:p>
@@ -3581,7 +3810,7 @@
         <w:rPr>
           <w:lang w:val="sw_KE" w:bidi="sw_KE"/>
         </w:rPr>
-        <w:t>Strong's: H3844</w:t>
+        <w:t>Strong's: H3882</w:t>
       </w:r>
       <w:r>
         <w:rPr>
@@ -3610,7 +3839,7 @@
         <w:rPr>
           <w:lang w:val="sw_KE" w:bidi="sw_KE"/>
         </w:rPr>
-        <w:t>Lewiathani</w:t>
+        <w:t>Lia</w:t>
       </w:r>
       <w:r>
         <w:rPr>
@@ -3626,6 +3855,299 @@
         <w:rPr>
           <w:lang w:val="sw_KE" w:bidi="sw_KE"/>
         </w:rPr>
+        <w:t>Ufafanuzi:</w:t>
+      </w:r>
+    </w:p>
+    <w:p>
+      <w:pPr/>
+      <w:r>
+        <w:rPr>
+          <w:lang w:val="sw_KE" w:bidi="sw_KE"/>
+        </w:rPr>
+      </w:r>
+      <w:r>
+        <w:rPr>
+          <w:lang w:val="sw_KE" w:bidi="sw_KE"/>
+        </w:rPr>
+        <w:t>Maneno "lia" au "lia kwa sauti" kwa kawaida yanamaanisha kusema kitu kwa sauti kubwa au kwa haraka. Mtu anaweza "kulia kwa sauti" kwa maumivu, dhiki, hasira, au hofu, mara nyingi kwa nia ya kuomba msaada.</w:t>
+      </w:r>
+    </w:p>
+    <w:p>
+      <w:pPr>
+        <w:pStyle w:val="ListBullet"/>
+        <w:spacing w:line="240" w:lineRule="auto"/>
+        <w:ind w:left="720"/>
+      </w:pPr>
+      <w:r>
+        <w:rPr>
+          <w:lang w:val="sw_KE" w:bidi="sw_KE"/>
+        </w:rPr>
+      </w:r>
+      <w:r>
+        <w:rPr>
+          <w:lang w:val="sw_KE" w:bidi="sw_KE"/>
+        </w:rPr>
+        <w:t>Kirai "lia kwa sauti" linaweza kumaanisha kupiga kelele au kuita kwa nia ya kuomba msaada.</w:t>
+      </w:r>
+    </w:p>
+    <w:p>
+      <w:pPr>
+        <w:pStyle w:val="ListBullet"/>
+        <w:spacing w:line="240" w:lineRule="auto"/>
+        <w:ind w:left="720"/>
+      </w:pPr>
+      <w:r>
+        <w:rPr>
+          <w:lang w:val="sw_KE" w:bidi="sw_KE"/>
+        </w:rPr>
+      </w:r>
+      <w:r>
+        <w:rPr>
+          <w:lang w:val="sw_KE" w:bidi="sw_KE"/>
+        </w:rPr>
+        <w:t>Maneno "lia" au "lia kwa sauti" yanaweza pia kumaanisha kusali.</w:t>
+      </w:r>
+    </w:p>
+    <w:p>
+      <w:pPr>
+        <w:pStyle w:val="ListBullet"/>
+        <w:spacing w:line="240" w:lineRule="auto"/>
+        <w:ind w:left="720"/>
+      </w:pPr>
+      <w:r>
+        <w:rPr>
+          <w:lang w:val="sw_KE" w:bidi="sw_KE"/>
+        </w:rPr>
+      </w:r>
+      <w:r>
+        <w:rPr>
+          <w:lang w:val="sw_KE" w:bidi="sw_KE"/>
+        </w:rPr>
+        <w:t>Neno hili linaweza pia kutafsiriwa kama "kusema kwa sauti kubwa" au "omba msaada kwa haraka," kulingana na muktadha.</w:t>
+      </w:r>
+    </w:p>
+    <w:p>
+      <w:pPr>
+        <w:pStyle w:val="ListBullet"/>
+        <w:spacing w:line="240" w:lineRule="auto"/>
+        <w:ind w:left="720"/>
+      </w:pPr>
+      <w:r>
+        <w:rPr>
+          <w:lang w:val="sw_KE" w:bidi="sw_KE"/>
+        </w:rPr>
+      </w:r>
+      <w:r>
+        <w:rPr>
+          <w:lang w:val="sw_KE" w:bidi="sw_KE"/>
+        </w:rPr>
+        <w:t>Usemi kama vile, “Nakulilia” unaweza kutafsiriwa kama “Ninakuita unisaidie” au “Nakuomba msaada wa haraka.”</w:t>
+      </w:r>
+    </w:p>
+    <w:p>
+      <w:pPr/>
+      <w:r>
+        <w:rPr>
+          <w:lang w:val="sw_KE" w:bidi="sw_KE"/>
+        </w:rPr>
+      </w:r>
+      <w:r>
+        <w:rPr>
+          <w:lang w:val="sw_KE" w:bidi="sw_KE"/>
+        </w:rPr>
+        <w:t xml:space="preserve">(Tazama pia: </w:t>
+      </w:r>
+      <w:r>
+        <w:rPr>
+          <w:lang w:val="sw_KE" w:bidi="sw_KE"/>
+        </w:rPr>
+        <w:t>ita-kwa sauti kubwa</w:t>
+      </w:r>
+      <w:r>
+        <w:rPr>
+          <w:lang w:val="sw_KE" w:bidi="sw_KE"/>
+        </w:rPr>
+        <w:t xml:space="preserve">, </w:t>
+      </w:r>
+      <w:r>
+        <w:rPr>
+          <w:lang w:val="sw_KE" w:bidi="sw_KE"/>
+        </w:rPr>
+        <w:t>sihi</w:t>
+      </w:r>
+      <w:r>
+        <w:rPr>
+          <w:lang w:val="sw_KE" w:bidi="sw_KE"/>
+        </w:rPr>
+        <w:t xml:space="preserve">, </w:t>
+      </w:r>
+      <w:r>
+        <w:rPr>
+          <w:lang w:val="sw_KE" w:bidi="sw_KE"/>
+        </w:rPr>
+        <w:t>sali</w:t>
+      </w:r>
+      <w:r>
+        <w:rPr>
+          <w:lang w:val="sw_KE" w:bidi="sw_KE"/>
+        </w:rPr>
+        <w:t>)</w:t>
+      </w:r>
+    </w:p>
+    <w:p>
+      <w:pPr>
+        <w:pStyle w:val="Heading3"/>
+      </w:pPr>
+      <w:r>
+        <w:rPr>
+          <w:lang w:val="sw_KE" w:bidi="sw_KE"/>
+        </w:rPr>
+        <w:t>Marejeleo ya Biblia:</w:t>
+      </w:r>
+    </w:p>
+    <w:p>
+      <w:pPr>
+        <w:pStyle w:val="ListBullet"/>
+        <w:spacing w:line="240" w:lineRule="auto"/>
+        <w:ind w:left="720"/>
+      </w:pPr>
+      <w:r>
+        <w:rPr>
+          <w:lang w:val="sw_KE" w:bidi="sw_KE"/>
+        </w:rPr>
+      </w:r>
+      <w:r>
+        <w:rPr>
+          <w:lang w:val="sw_KE" w:bidi="sw_KE"/>
+        </w:rPr>
+        <w:t>Ayubu 27:9</w:t>
+      </w:r>
+    </w:p>
+    <w:p>
+      <w:pPr>
+        <w:pStyle w:val="ListBullet"/>
+        <w:spacing w:line="240" w:lineRule="auto"/>
+        <w:ind w:left="720"/>
+      </w:pPr>
+      <w:r>
+        <w:rPr>
+          <w:lang w:val="sw_KE" w:bidi="sw_KE"/>
+        </w:rPr>
+      </w:r>
+      <w:r>
+        <w:rPr>
+          <w:lang w:val="sw_KE" w:bidi="sw_KE"/>
+        </w:rPr>
+        <w:t>Marko 5:5–6</w:t>
+      </w:r>
+    </w:p>
+    <w:p>
+      <w:pPr>
+        <w:pStyle w:val="ListBullet"/>
+        <w:spacing w:line="240" w:lineRule="auto"/>
+        <w:ind w:left="720"/>
+      </w:pPr>
+      <w:r>
+        <w:rPr>
+          <w:lang w:val="sw_KE" w:bidi="sw_KE"/>
+        </w:rPr>
+      </w:r>
+      <w:r>
+        <w:rPr>
+          <w:lang w:val="sw_KE" w:bidi="sw_KE"/>
+        </w:rPr>
+        <w:t>Marko 6:48–50</w:t>
+      </w:r>
+    </w:p>
+    <w:p>
+      <w:pPr>
+        <w:pStyle w:val="ListBullet"/>
+        <w:spacing w:line="240" w:lineRule="auto"/>
+        <w:ind w:left="720"/>
+      </w:pPr>
+      <w:r>
+        <w:rPr>
+          <w:lang w:val="sw_KE" w:bidi="sw_KE"/>
+        </w:rPr>
+      </w:r>
+      <w:r>
+        <w:rPr>
+          <w:lang w:val="sw_KE" w:bidi="sw_KE"/>
+        </w:rPr>
+        <w:t>Zaburi 22:1–2</w:t>
+      </w:r>
+    </w:p>
+    <w:p>
+      <w:pPr>
+        <w:pStyle w:val="Heading3"/>
+      </w:pPr>
+      <w:r>
+        <w:rPr>
+          <w:lang w:val="sw_KE" w:bidi="sw_KE"/>
+        </w:rPr>
+        <w:t>Data ya Neno:</w:t>
+      </w:r>
+    </w:p>
+    <w:p>
+      <w:pPr>
+        <w:pStyle w:val="ListBullet"/>
+        <w:spacing w:line="240" w:lineRule="auto"/>
+        <w:ind w:left="720"/>
+      </w:pPr>
+      <w:r>
+        <w:rPr>
+          <w:lang w:val="sw_KE" w:bidi="sw_KE"/>
+        </w:rPr>
+      </w:r>
+      <w:r>
+        <w:rPr>
+          <w:lang w:val="sw_KE" w:bidi="sw_KE"/>
+        </w:rPr>
+        <w:t>Strong's: H1058, H2199, H2201, H6030, H6463, H6670, H6682, H6817, H6818, H6873, H6963, H7121, H7123, H7321, H7440, H7442, H7723, H7737, H7768, H7771, H7775, H8663, G03100, G03490, G08630, G09940, G09950, G19160, G20190, G27990, G28050, G28960, G29050, G29060, G29290, G43770, G54550</w:t>
+      </w:r>
+      <w:r>
+        <w:rPr>
+          <w:lang w:val="sw_KE" w:bidi="sw_KE"/>
+        </w:rPr>
+      </w:r>
+      <w:r>
+        <w:rPr>
+          <w:lang w:val="sw_KE" w:bidi="sw_KE"/>
+        </w:rPr>
+      </w:r>
+    </w:p>
+    <w:p>
+      <w:pPr/>
+      <w:r>
+        <w:rPr>
+          <w:lang w:val="sw_KE" w:bidi="sw_KE"/>
+        </w:rPr>
+      </w:r>
+    </w:p>
+    <w:p>
+      <w:pPr>
+        <w:pStyle w:val="Heading2"/>
+      </w:pPr>
+      <w:r>
+        <w:rPr>
+          <w:lang w:val="sw_KE" w:bidi="sw_KE"/>
+        </w:rPr>
+        <w:t>Listra</w:t>
+      </w:r>
+      <w:r>
+        <w:rPr>
+          <w:lang w:val="sw_KE" w:bidi="sw_KE"/>
+        </w:rPr>
+      </w:r>
+    </w:p>
+    <w:p>
+      <w:pPr>
+        <w:pStyle w:val="Heading3"/>
+      </w:pPr>
+      <w:r>
+        <w:rPr>
+          <w:lang w:val="sw_KE" w:bidi="sw_KE"/>
+        </w:rPr>
         <w:t>Uhalisia:</w:t>
       </w:r>
     </w:p>
@@ -3640,61 +4162,61 @@
         <w:rPr>
           <w:lang w:val="sw_KE" w:bidi="sw_KE"/>
         </w:rPr>
-        <w:t>Neno "Lewiathani" linahusu mnyama mkubwa sana, ambaye alikufa zamani, na ametajwa katika maandiko ya awali ya Agano la Kale, vitabu vya Ayubu, Zaburi, na Isaya.</w:t>
-      </w:r>
-    </w:p>
-    <w:p>
-      <w:pPr>
-        <w:pStyle w:val="ListBullet"/>
-        <w:spacing w:line="240" w:lineRule="auto"/>
-        <w:ind w:left="720"/>
-      </w:pPr>
-      <w:r>
-        <w:rPr>
-          <w:lang w:val="sw_KE" w:bidi="sw_KE"/>
-        </w:rPr>
-      </w:r>
-      <w:r>
-        <w:rPr>
-          <w:lang w:val="sw_KE" w:bidi="sw_KE"/>
-        </w:rPr>
-        <w:t>Lewiathani inafafanuliwa kama kiumbe kikubwa kinachofanana na nyoka, chenye nguvu na ukali, na chenye uwezo wa kufanya maji yanayozunguka "kuchemka." Maelezo yake yanafanana na yale ya dinosaur.</w:t>
-      </w:r>
-    </w:p>
-    <w:p>
-      <w:pPr>
-        <w:pStyle w:val="ListBullet"/>
-        <w:spacing w:line="240" w:lineRule="auto"/>
-        <w:ind w:left="720"/>
-      </w:pPr>
-      <w:r>
-        <w:rPr>
-          <w:lang w:val="sw_KE" w:bidi="sw_KE"/>
-        </w:rPr>
-      </w:r>
-      <w:r>
-        <w:rPr>
-          <w:lang w:val="sw_KE" w:bidi="sw_KE"/>
-        </w:rPr>
-        <w:t>Nabii Isaya alimtaja Lewiathani kama "nyoka anayeteleza".</w:t>
-      </w:r>
-    </w:p>
-    <w:p>
-      <w:pPr>
-        <w:pStyle w:val="ListBullet"/>
-        <w:spacing w:line="240" w:lineRule="auto"/>
-        <w:ind w:left="720"/>
-      </w:pPr>
-      <w:r>
-        <w:rPr>
-          <w:lang w:val="sw_KE" w:bidi="sw_KE"/>
-        </w:rPr>
-      </w:r>
-      <w:r>
-        <w:rPr>
-          <w:lang w:val="sw_KE" w:bidi="sw_KE"/>
-        </w:rPr>
-        <w:t>Ayubu aliandika kutokana na maarifa ya moja kwa moja kuhusu Lewiathani, hivyo inawezekana mnyama huyo alikuwa hai wakati wa maisha yake.</w:t>
+        <w:t>Listra ulikuwa mji katika Asia Ndogo ya kale ambao Paulo alitembelea katika mojawapo ya safari zake za umishonari. Ulikuwa katika eneo la Likaonia, ambalo sasa liko katika nchi ya kisasa ya Uturuki.</w:t>
+      </w:r>
+    </w:p>
+    <w:p>
+      <w:pPr>
+        <w:pStyle w:val="ListBullet"/>
+        <w:spacing w:line="240" w:lineRule="auto"/>
+        <w:ind w:left="720"/>
+      </w:pPr>
+      <w:r>
+        <w:rPr>
+          <w:lang w:val="sw_KE" w:bidi="sw_KE"/>
+        </w:rPr>
+      </w:r>
+      <w:r>
+        <w:rPr>
+          <w:lang w:val="sw_KE" w:bidi="sw_KE"/>
+        </w:rPr>
+        <w:t>Paulo na wenzake walikimbilia Derbe na Listra baada ya kutishiwa na Wayahudi huko Ikonio.</w:t>
+      </w:r>
+    </w:p>
+    <w:p>
+      <w:pPr>
+        <w:pStyle w:val="ListBullet"/>
+        <w:spacing w:line="240" w:lineRule="auto"/>
+        <w:ind w:left="720"/>
+      </w:pPr>
+      <w:r>
+        <w:rPr>
+          <w:lang w:val="sw_KE" w:bidi="sw_KE"/>
+        </w:rPr>
+      </w:r>
+      <w:r>
+        <w:rPr>
+          <w:lang w:val="sw_KE" w:bidi="sw_KE"/>
+        </w:rPr>
+        <w:t>Kule Listra, Paulo alikutana na Timotheo, ambaye alikua mhubiri mwenzake na mwanzilishi wa kanisa.</w:t>
+      </w:r>
+    </w:p>
+    <w:p>
+      <w:pPr>
+        <w:pStyle w:val="ListBullet"/>
+        <w:spacing w:line="240" w:lineRule="auto"/>
+        <w:ind w:left="720"/>
+      </w:pPr>
+      <w:r>
+        <w:rPr>
+          <w:lang w:val="sw_KE" w:bidi="sw_KE"/>
+        </w:rPr>
+      </w:r>
+      <w:r>
+        <w:rPr>
+          <w:lang w:val="sw_KE" w:bidi="sw_KE"/>
+        </w:rPr>
+        <w:t>Baada ya Paulo kumponya Adamu aliyekuwa kilema huko Listra, watu wa pale walijaribu kuwaabudu Paulo na Barnaba kama miungu, lakini mitume waliwakemea na kuwazuia kufanya hivyo.</w:t>
       </w:r>
     </w:p>
     <w:p>
@@ -3708,7 +4230,7 @@
         <w:rPr>
           <w:lang w:val="sw_KE" w:bidi="sw_KE"/>
         </w:rPr>
-        <w:t>(Mapendekezo ya Tafsiri: Tafsiri ya Majina)</w:t>
+        <w:t>(Mapendekezo ya Tafsiri: Namna ya Kutafsiri Majina)</w:t>
       </w:r>
     </w:p>
     <w:p>
@@ -3722,565 +4244,7 @@
         <w:rPr>
           <w:lang w:val="sw_KE" w:bidi="sw_KE"/>
         </w:rPr>
-        <w:t xml:space="preserve">(Tazama pia: </w:t>
-      </w:r>
-      <w:r>
-        <w:rPr>
-          <w:lang w:val="sw_KE" w:bidi="sw_KE"/>
-        </w:rPr>
-        <w:t>Isaya</w:t>
-      </w:r>
-      <w:r>
-        <w:rPr>
-          <w:lang w:val="sw_KE" w:bidi="sw_KE"/>
-        </w:rPr>
-        <w:t xml:space="preserve">, </w:t>
-      </w:r>
-      <w:r>
-        <w:rPr>
-          <w:lang w:val="sw_KE" w:bidi="sw_KE"/>
-        </w:rPr>
-        <w:t>Ayubu</w:t>
-      </w:r>
-      <w:r>
-        <w:rPr>
-          <w:lang w:val="sw_KE" w:bidi="sw_KE"/>
-        </w:rPr>
-        <w:t xml:space="preserve">, </w:t>
-      </w:r>
-      <w:r>
-        <w:rPr>
-          <w:lang w:val="sw_KE" w:bidi="sw_KE"/>
-        </w:rPr>
-        <w:t>nyoka</w:t>
-      </w:r>
-      <w:r>
-        <w:rPr>
-          <w:lang w:val="sw_KE" w:bidi="sw_KE"/>
-        </w:rPr>
-        <w:t>)</w:t>
-      </w:r>
-    </w:p>
-    <w:p>
-      <w:pPr>
-        <w:pStyle w:val="Heading3"/>
-      </w:pPr>
-      <w:r>
-        <w:rPr>
-          <w:lang w:val="sw_KE" w:bidi="sw_KE"/>
-        </w:rPr>
-        <w:t>Marejeleo ya Biblia:</w:t>
-      </w:r>
-    </w:p>
-    <w:p>
-      <w:pPr>
-        <w:pStyle w:val="ListBullet"/>
-        <w:spacing w:line="240" w:lineRule="auto"/>
-        <w:ind w:left="720"/>
-      </w:pPr>
-      <w:r>
-        <w:rPr>
-          <w:lang w:val="sw_KE" w:bidi="sw_KE"/>
-        </w:rPr>
-      </w:r>
-      <w:r>
-        <w:rPr>
-          <w:lang w:val="sw_KE" w:bidi="sw_KE"/>
-        </w:rPr>
-        <w:t>Ayubu 3:8</w:t>
-      </w:r>
-    </w:p>
-    <w:p>
-      <w:pPr>
-        <w:pStyle w:val="ListBullet"/>
-        <w:spacing w:line="240" w:lineRule="auto"/>
-        <w:ind w:left="720"/>
-      </w:pPr>
-      <w:r>
-        <w:rPr>
-          <w:lang w:val="sw_KE" w:bidi="sw_KE"/>
-        </w:rPr>
-      </w:r>
-      <w:r>
-        <w:rPr>
-          <w:lang w:val="sw_KE" w:bidi="sw_KE"/>
-        </w:rPr>
-        <w:t>Zaburi 104:25–26</w:t>
-      </w:r>
-    </w:p>
-    <w:p>
-      <w:pPr>
-        <w:pStyle w:val="Heading3"/>
-      </w:pPr>
-      <w:r>
-        <w:rPr>
-          <w:lang w:val="sw_KE" w:bidi="sw_KE"/>
-        </w:rPr>
-        <w:t>Data ya Neno:</w:t>
-      </w:r>
-    </w:p>
-    <w:p>
-      <w:pPr>
-        <w:pStyle w:val="ListBullet"/>
-        <w:spacing w:line="240" w:lineRule="auto"/>
-        <w:ind w:left="720"/>
-      </w:pPr>
-      <w:r>
-        <w:rPr>
-          <w:lang w:val="sw_KE" w:bidi="sw_KE"/>
-        </w:rPr>
-      </w:r>
-      <w:r>
-        <w:rPr>
-          <w:lang w:val="sw_KE" w:bidi="sw_KE"/>
-        </w:rPr>
-        <w:t>Strong's: H3882</w:t>
-      </w:r>
-      <w:r>
-        <w:rPr>
-          <w:lang w:val="sw_KE" w:bidi="sw_KE"/>
-        </w:rPr>
-      </w:r>
-      <w:r>
-        <w:rPr>
-          <w:lang w:val="sw_KE" w:bidi="sw_KE"/>
-        </w:rPr>
-      </w:r>
-    </w:p>
-    <w:p>
-      <w:pPr/>
-      <w:r>
-        <w:rPr>
-          <w:lang w:val="sw_KE" w:bidi="sw_KE"/>
-        </w:rPr>
-      </w:r>
-    </w:p>
-    <w:p>
-      <w:pPr>
-        <w:pStyle w:val="Heading2"/>
-      </w:pPr>
-      <w:r>
-        <w:rPr>
-          <w:lang w:val="sw_KE" w:bidi="sw_KE"/>
-        </w:rPr>
-        <w:t>Lia</w:t>
-      </w:r>
-      <w:r>
-        <w:rPr>
-          <w:lang w:val="sw_KE" w:bidi="sw_KE"/>
-        </w:rPr>
-      </w:r>
-    </w:p>
-    <w:p>
-      <w:pPr>
-        <w:pStyle w:val="Heading3"/>
-      </w:pPr>
-      <w:r>
-        <w:rPr>
-          <w:lang w:val="sw_KE" w:bidi="sw_KE"/>
-        </w:rPr>
-        <w:t>Ufafanuzi:</w:t>
-      </w:r>
-    </w:p>
-    <w:p>
-      <w:pPr/>
-      <w:r>
-        <w:rPr>
-          <w:lang w:val="sw_KE" w:bidi="sw_KE"/>
-        </w:rPr>
-      </w:r>
-      <w:r>
-        <w:rPr>
-          <w:lang w:val="sw_KE" w:bidi="sw_KE"/>
-        </w:rPr>
-        <w:t>Maneno "lia" au "lia kwa sauti" kwa kawaida yanamaanisha kusema kitu kwa sauti kubwa au kwa haraka. Mtu anaweza "kulia kwa sauti" kwa maumivu, dhiki, hasira, au hofu, mara nyingi kwa nia ya kuomba msaada.</w:t>
-      </w:r>
-    </w:p>
-    <w:p>
-      <w:pPr>
-        <w:pStyle w:val="ListBullet"/>
-        <w:spacing w:line="240" w:lineRule="auto"/>
-        <w:ind w:left="720"/>
-      </w:pPr>
-      <w:r>
-        <w:rPr>
-          <w:lang w:val="sw_KE" w:bidi="sw_KE"/>
-        </w:rPr>
-      </w:r>
-      <w:r>
-        <w:rPr>
-          <w:lang w:val="sw_KE" w:bidi="sw_KE"/>
-        </w:rPr>
-        <w:t>Kirai "lia kwa sauti" linaweza kumaanisha kupiga kelele au kuita kwa nia ya kuomba msaada.</w:t>
-      </w:r>
-    </w:p>
-    <w:p>
-      <w:pPr>
-        <w:pStyle w:val="ListBullet"/>
-        <w:spacing w:line="240" w:lineRule="auto"/>
-        <w:ind w:left="720"/>
-      </w:pPr>
-      <w:r>
-        <w:rPr>
-          <w:lang w:val="sw_KE" w:bidi="sw_KE"/>
-        </w:rPr>
-      </w:r>
-      <w:r>
-        <w:rPr>
-          <w:lang w:val="sw_KE" w:bidi="sw_KE"/>
-        </w:rPr>
-        <w:t>Maneno "lia" au "lia kwa sauti" yanaweza pia kumaanisha kusali.</w:t>
-      </w:r>
-    </w:p>
-    <w:p>
-      <w:pPr>
-        <w:pStyle w:val="ListBullet"/>
-        <w:spacing w:line="240" w:lineRule="auto"/>
-        <w:ind w:left="720"/>
-      </w:pPr>
-      <w:r>
-        <w:rPr>
-          <w:lang w:val="sw_KE" w:bidi="sw_KE"/>
-        </w:rPr>
-      </w:r>
-      <w:r>
-        <w:rPr>
-          <w:lang w:val="sw_KE" w:bidi="sw_KE"/>
-        </w:rPr>
-        <w:t>Neno hili linaweza pia kutafsiriwa kama "kusema kwa sauti kubwa" au "omba msaada kwa haraka," kulingana na muktadha.</w:t>
-      </w:r>
-    </w:p>
-    <w:p>
-      <w:pPr>
-        <w:pStyle w:val="ListBullet"/>
-        <w:spacing w:line="240" w:lineRule="auto"/>
-        <w:ind w:left="720"/>
-      </w:pPr>
-      <w:r>
-        <w:rPr>
-          <w:lang w:val="sw_KE" w:bidi="sw_KE"/>
-        </w:rPr>
-      </w:r>
-      <w:r>
-        <w:rPr>
-          <w:lang w:val="sw_KE" w:bidi="sw_KE"/>
-        </w:rPr>
-        <w:t>Usemi kama vile, “Nakulilia” unaweza kutafsiriwa kama “Ninakuita unisaidie” au “Nakuomba msaada wa haraka.”</w:t>
-      </w:r>
-    </w:p>
-    <w:p>
-      <w:pPr/>
-      <w:r>
-        <w:rPr>
-          <w:lang w:val="sw_KE" w:bidi="sw_KE"/>
-        </w:rPr>
-      </w:r>
-      <w:r>
-        <w:rPr>
-          <w:lang w:val="sw_KE" w:bidi="sw_KE"/>
-        </w:rPr>
-        <w:t xml:space="preserve">(Tazama pia: </w:t>
-      </w:r>
-      <w:r>
-        <w:rPr>
-          <w:lang w:val="sw_KE" w:bidi="sw_KE"/>
-        </w:rPr>
-        <w:t>ita-kwa sauti kubwa</w:t>
-      </w:r>
-      <w:r>
-        <w:rPr>
-          <w:lang w:val="sw_KE" w:bidi="sw_KE"/>
-        </w:rPr>
-        <w:t xml:space="preserve">, </w:t>
-      </w:r>
-      <w:r>
-        <w:rPr>
-          <w:lang w:val="sw_KE" w:bidi="sw_KE"/>
-        </w:rPr>
-        <w:t>sihi</w:t>
-      </w:r>
-      <w:r>
-        <w:rPr>
-          <w:lang w:val="sw_KE" w:bidi="sw_KE"/>
-        </w:rPr>
-        <w:t xml:space="preserve">, </w:t>
-      </w:r>
-      <w:r>
-        <w:rPr>
-          <w:lang w:val="sw_KE" w:bidi="sw_KE"/>
-        </w:rPr>
-        <w:t>sali</w:t>
-      </w:r>
-      <w:r>
-        <w:rPr>
-          <w:lang w:val="sw_KE" w:bidi="sw_KE"/>
-        </w:rPr>
-        <w:t>)</w:t>
-      </w:r>
-    </w:p>
-    <w:p>
-      <w:pPr>
-        <w:pStyle w:val="Heading3"/>
-      </w:pPr>
-      <w:r>
-        <w:rPr>
-          <w:lang w:val="sw_KE" w:bidi="sw_KE"/>
-        </w:rPr>
-        <w:t>Marejeleo ya Biblia:</w:t>
-      </w:r>
-    </w:p>
-    <w:p>
-      <w:pPr>
-        <w:pStyle w:val="ListBullet"/>
-        <w:spacing w:line="240" w:lineRule="auto"/>
-        <w:ind w:left="720"/>
-      </w:pPr>
-      <w:r>
-        <w:rPr>
-          <w:lang w:val="sw_KE" w:bidi="sw_KE"/>
-        </w:rPr>
-      </w:r>
-      <w:r>
-        <w:rPr>
-          <w:lang w:val="sw_KE" w:bidi="sw_KE"/>
-        </w:rPr>
-        <w:t>Ayubu 27:9</w:t>
-      </w:r>
-    </w:p>
-    <w:p>
-      <w:pPr>
-        <w:pStyle w:val="ListBullet"/>
-        <w:spacing w:line="240" w:lineRule="auto"/>
-        <w:ind w:left="720"/>
-      </w:pPr>
-      <w:r>
-        <w:rPr>
-          <w:lang w:val="sw_KE" w:bidi="sw_KE"/>
-        </w:rPr>
-      </w:r>
-      <w:r>
-        <w:rPr>
-          <w:lang w:val="sw_KE" w:bidi="sw_KE"/>
-        </w:rPr>
-        <w:t>Marko 5:5–6</w:t>
-      </w:r>
-    </w:p>
-    <w:p>
-      <w:pPr>
-        <w:pStyle w:val="ListBullet"/>
-        <w:spacing w:line="240" w:lineRule="auto"/>
-        <w:ind w:left="720"/>
-      </w:pPr>
-      <w:r>
-        <w:rPr>
-          <w:lang w:val="sw_KE" w:bidi="sw_KE"/>
-        </w:rPr>
-      </w:r>
-      <w:r>
-        <w:rPr>
-          <w:lang w:val="sw_KE" w:bidi="sw_KE"/>
-        </w:rPr>
-        <w:t>Marko 6:48–50</w:t>
-      </w:r>
-    </w:p>
-    <w:p>
-      <w:pPr>
-        <w:pStyle w:val="ListBullet"/>
-        <w:spacing w:line="240" w:lineRule="auto"/>
-        <w:ind w:left="720"/>
-      </w:pPr>
-      <w:r>
-        <w:rPr>
-          <w:lang w:val="sw_KE" w:bidi="sw_KE"/>
-        </w:rPr>
-      </w:r>
-      <w:r>
-        <w:rPr>
-          <w:lang w:val="sw_KE" w:bidi="sw_KE"/>
-        </w:rPr>
-        <w:t>Zaburi 22:1–2</w:t>
-      </w:r>
-    </w:p>
-    <w:p>
-      <w:pPr>
-        <w:pStyle w:val="Heading3"/>
-      </w:pPr>
-      <w:r>
-        <w:rPr>
-          <w:lang w:val="sw_KE" w:bidi="sw_KE"/>
-        </w:rPr>
-        <w:t>Data ya Neno:</w:t>
-      </w:r>
-    </w:p>
-    <w:p>
-      <w:pPr>
-        <w:pStyle w:val="ListBullet"/>
-        <w:spacing w:line="240" w:lineRule="auto"/>
-        <w:ind w:left="720"/>
-      </w:pPr>
-      <w:r>
-        <w:rPr>
-          <w:lang w:val="sw_KE" w:bidi="sw_KE"/>
-        </w:rPr>
-      </w:r>
-      <w:r>
-        <w:rPr>
-          <w:lang w:val="sw_KE" w:bidi="sw_KE"/>
-        </w:rPr>
-        <w:t>Strong's: H1058, H2199, H2201, H6030, H6463, H6670, H6682, H6817, H6818, H6873, H6963, H7121, H7123, H7321, H7440, H7442, H7723, H7737, H7768, H7771, H7775, H8663, G03100, G03490, G08630, G09940, G09950, G19160, G20190, G27990, G28050, G28960, G29050, G29060, G29290, G43770, G54550</w:t>
-      </w:r>
-      <w:r>
-        <w:rPr>
-          <w:lang w:val="sw_KE" w:bidi="sw_KE"/>
-        </w:rPr>
-      </w:r>
-      <w:r>
-        <w:rPr>
-          <w:lang w:val="sw_KE" w:bidi="sw_KE"/>
-        </w:rPr>
-      </w:r>
-    </w:p>
-    <w:p>
-      <w:pPr/>
-      <w:r>
-        <w:rPr>
-          <w:lang w:val="sw_KE" w:bidi="sw_KE"/>
-        </w:rPr>
-      </w:r>
-    </w:p>
-    <w:p>
-      <w:pPr>
-        <w:pStyle w:val="Heading2"/>
-      </w:pPr>
-      <w:r>
-        <w:rPr>
-          <w:lang w:val="sw_KE" w:bidi="sw_KE"/>
-        </w:rPr>
-        <w:t>Listra</w:t>
-      </w:r>
-      <w:r>
-        <w:rPr>
-          <w:lang w:val="sw_KE" w:bidi="sw_KE"/>
-        </w:rPr>
-      </w:r>
-    </w:p>
-    <w:p>
-      <w:pPr>
-        <w:pStyle w:val="Heading3"/>
-      </w:pPr>
-      <w:r>
-        <w:rPr>
-          <w:lang w:val="sw_KE" w:bidi="sw_KE"/>
-        </w:rPr>
-        <w:t>Uhalisia:</w:t>
-      </w:r>
-    </w:p>
-    <w:p>
-      <w:pPr/>
-      <w:r>
-        <w:rPr>
-          <w:lang w:val="sw_KE" w:bidi="sw_KE"/>
-        </w:rPr>
-      </w:r>
-      <w:r>
-        <w:rPr>
-          <w:lang w:val="sw_KE" w:bidi="sw_KE"/>
-        </w:rPr>
-        <w:t>Listra ulikuwa mji katika Asia Ndogo ya kale ambao Paulo alitembelea katika mojawapo ya safari zake za umishonari. Ulikuwa katika eneo la Likaonia, ambalo sasa liko katika nchi ya kisasa ya Uturuki.</w:t>
-      </w:r>
-    </w:p>
-    <w:p>
-      <w:pPr>
-        <w:pStyle w:val="ListBullet"/>
-        <w:spacing w:line="240" w:lineRule="auto"/>
-        <w:ind w:left="720"/>
-      </w:pPr>
-      <w:r>
-        <w:rPr>
-          <w:lang w:val="sw_KE" w:bidi="sw_KE"/>
-        </w:rPr>
-      </w:r>
-      <w:r>
-        <w:rPr>
-          <w:lang w:val="sw_KE" w:bidi="sw_KE"/>
-        </w:rPr>
-        <w:t>Paulo na wenzake walikimbilia Derbe na Listra baada ya kutishiwa na Wayahudi huko Ikonio.</w:t>
-      </w:r>
-    </w:p>
-    <w:p>
-      <w:pPr>
-        <w:pStyle w:val="ListBullet"/>
-        <w:spacing w:line="240" w:lineRule="auto"/>
-        <w:ind w:left="720"/>
-      </w:pPr>
-      <w:r>
-        <w:rPr>
-          <w:lang w:val="sw_KE" w:bidi="sw_KE"/>
-        </w:rPr>
-      </w:r>
-      <w:r>
-        <w:rPr>
-          <w:lang w:val="sw_KE" w:bidi="sw_KE"/>
-        </w:rPr>
-        <w:t>Kule Listra, Paulo alikutana na Timotheo, ambaye alikua mhubiri mwenzake na mwanzilishi wa kanisa.</w:t>
-      </w:r>
-    </w:p>
-    <w:p>
-      <w:pPr>
-        <w:pStyle w:val="ListBullet"/>
-        <w:spacing w:line="240" w:lineRule="auto"/>
-        <w:ind w:left="720"/>
-      </w:pPr>
-      <w:r>
-        <w:rPr>
-          <w:lang w:val="sw_KE" w:bidi="sw_KE"/>
-        </w:rPr>
-      </w:r>
-      <w:r>
-        <w:rPr>
-          <w:lang w:val="sw_KE" w:bidi="sw_KE"/>
-        </w:rPr>
-        <w:t>Baada ya Paulo kumponya Adamu aliyekuwa kilema huko Listra, watu wa pale walijaribu kuwaabudu Paulo na Barnaba kama miungu, lakini mitume waliwakemea na kuwazuia kufanya hivyo.</w:t>
-      </w:r>
-    </w:p>
-    <w:p>
-      <w:pPr/>
-      <w:r>
-        <w:rPr>
-          <w:lang w:val="sw_KE" w:bidi="sw_KE"/>
-        </w:rPr>
-      </w:r>
-      <w:r>
-        <w:rPr>
-          <w:lang w:val="sw_KE" w:bidi="sw_KE"/>
-        </w:rPr>
-        <w:t>(Mapendekezo ya Tafsiri: Namna ya Kutafsiri Majina)</w:t>
-      </w:r>
-    </w:p>
-    <w:p>
-      <w:pPr/>
-      <w:r>
-        <w:rPr>
-          <w:lang w:val="sw_KE" w:bidi="sw_KE"/>
-        </w:rPr>
-      </w:r>
-      <w:r>
-        <w:rPr>
-          <w:lang w:val="sw_KE" w:bidi="sw_KE"/>
-        </w:rPr>
-        <w:t xml:space="preserve">(Tazama pia: </w:t>
-      </w:r>
-      <w:r>
-        <w:rPr>
-          <w:lang w:val="sw_KE" w:bidi="sw_KE"/>
-        </w:rPr>
-        <w:t>mwinjilisti</w:t>
-      </w:r>
-      <w:r>
-        <w:rPr>
-          <w:lang w:val="sw_KE" w:bidi="sw_KE"/>
-        </w:rPr>
-        <w:t xml:space="preserve">, </w:t>
+        <w:t xml:space="preserve">(Tazama pia: mwinjilisti, </w:t>
       </w:r>
       <w:r>
         <w:rPr>
